--- a/Sentiment Analyst.docx
+++ b/Sentiment Analyst.docx
@@ -10,7 +10,6 @@
           <w:docPartUnique/>
         </w:docPartObj>
       </w:sdtPr>
-      <w:sdtEndPr/>
       <w:sdtContent>
         <w:p>
           <w:r>
@@ -92,7 +91,6 @@
                                     <w:dataBinding w:prefixMappings="xmlns:ns0='http://purl.org/dc/elements/1.1/' xmlns:ns1='http://schemas.openxmlformats.org/package/2006/metadata/core-properties' " w:xpath="/ns1:coreProperties[1]/ns0:title[1]" w:storeItemID="{6C3C8BC8-F283-45AE-878A-BAB7291924A1}"/>
                                     <w:text w:multiLine="1"/>
                                   </w:sdtPr>
-                                  <w:sdtEndPr/>
                                   <w:sdtContent>
                                     <w:r>
                                       <w:rPr>
@@ -120,7 +118,6 @@
                                   <w:dataBinding w:prefixMappings="xmlns:ns0='http://purl.org/dc/elements/1.1/' xmlns:ns1='http://schemas.openxmlformats.org/package/2006/metadata/core-properties' " w:xpath="/ns1:coreProperties[1]/ns0:subject[1]" w:storeItemID="{6C3C8BC8-F283-45AE-878A-BAB7291924A1}"/>
                                   <w:text/>
                                 </w:sdtPr>
-                                <w:sdtEndPr/>
                                 <w:sdtContent>
                                   <w:p>
                                     <w:pPr>
@@ -221,7 +218,6 @@
                               <w:dataBinding w:prefixMappings="xmlns:ns0='http://purl.org/dc/elements/1.1/' xmlns:ns1='http://schemas.openxmlformats.org/package/2006/metadata/core-properties' " w:xpath="/ns1:coreProperties[1]/ns0:title[1]" w:storeItemID="{6C3C8BC8-F283-45AE-878A-BAB7291924A1}"/>
                               <w:text w:multiLine="1"/>
                             </w:sdtPr>
-                            <w:sdtEndPr/>
                             <w:sdtContent>
                               <w:r>
                                 <w:rPr>
@@ -249,7 +245,6 @@
                             <w:dataBinding w:prefixMappings="xmlns:ns0='http://purl.org/dc/elements/1.1/' xmlns:ns1='http://schemas.openxmlformats.org/package/2006/metadata/core-properties' " w:xpath="/ns1:coreProperties[1]/ns0:subject[1]" w:storeItemID="{6C3C8BC8-F283-45AE-878A-BAB7291924A1}"/>
                             <w:text/>
                           </w:sdtPr>
-                          <w:sdtEndPr/>
                           <w:sdtContent>
                             <w:p>
                               <w:pPr>
@@ -469,7 +464,6 @@
                                     <w:calendar w:val="gregorian"/>
                                   </w:date>
                                 </w:sdtPr>
-                                <w:sdtEndPr/>
                                 <w:sdtContent>
                                   <w:p>
                                     <w:pPr>
@@ -539,7 +533,6 @@
                               <w:calendar w:val="gregorian"/>
                             </w:date>
                           </w:sdtPr>
-                          <w:sdtEndPr/>
                           <w:sdtContent>
                             <w:p>
                               <w:pPr>
@@ -659,7 +652,6 @@
                                   <w:dataBinding w:prefixMappings="xmlns:ns0='http://purl.org/dc/elements/1.1/' xmlns:ns1='http://schemas.openxmlformats.org/package/2006/metadata/core-properties' " w:xpath="/ns1:coreProperties[1]/ns0:creator[1]" w:storeItemID="{6C3C8BC8-F283-45AE-878A-BAB7291924A1}"/>
                                   <w:text/>
                                 </w:sdtPr>
-                                <w:sdtEndPr/>
                                 <w:sdtContent>
                                   <w:p>
                                     <w:pPr>
@@ -709,7 +701,6 @@
                                     <w:dataBinding w:prefixMappings="xmlns:ns0='http://schemas.openxmlformats.org/officeDocument/2006/extended-properties' " w:xpath="/ns0:Properties[1]/ns0:Company[1]" w:storeItemID="{6668398D-A668-4E3E-A5EB-62B293D839F1}"/>
                                     <w:text/>
                                   </w:sdtPr>
-                                  <w:sdtEndPr/>
                                   <w:sdtContent>
                                     <w:r>
                                       <w:rPr>
@@ -747,7 +738,6 @@
                                     <w:dataBinding w:prefixMappings="xmlns:ns0='http://schemas.microsoft.com/office/2006/coverPageProps' " w:xpath="/ns0:CoverPageProperties[1]/ns0:CompanyAddress[1]" w:storeItemID="{55AF091B-3C7A-41E3-B477-F2FDAA23CFDA}"/>
                                     <w:text/>
                                   </w:sdtPr>
-                                  <w:sdtEndPr/>
                                   <w:sdtContent>
                                     <w:r>
                                       <w:rPr>
@@ -817,7 +807,6 @@
                             <w:dataBinding w:prefixMappings="xmlns:ns0='http://purl.org/dc/elements/1.1/' xmlns:ns1='http://schemas.openxmlformats.org/package/2006/metadata/core-properties' " w:xpath="/ns1:coreProperties[1]/ns0:creator[1]" w:storeItemID="{6C3C8BC8-F283-45AE-878A-BAB7291924A1}"/>
                             <w:text/>
                           </w:sdtPr>
-                          <w:sdtEndPr/>
                           <w:sdtContent>
                             <w:p>
                               <w:pPr>
@@ -867,7 +856,6 @@
                               <w:dataBinding w:prefixMappings="xmlns:ns0='http://schemas.openxmlformats.org/officeDocument/2006/extended-properties' " w:xpath="/ns0:Properties[1]/ns0:Company[1]" w:storeItemID="{6668398D-A668-4E3E-A5EB-62B293D839F1}"/>
                               <w:text/>
                             </w:sdtPr>
-                            <w:sdtEndPr/>
                             <w:sdtContent>
                               <w:r>
                                 <w:rPr>
@@ -905,7 +893,6 @@
                               <w:dataBinding w:prefixMappings="xmlns:ns0='http://schemas.microsoft.com/office/2006/coverPageProps' " w:xpath="/ns0:CoverPageProperties[1]/ns0:CompanyAddress[1]" w:storeItemID="{55AF091B-3C7A-41E3-B477-F2FDAA23CFDA}"/>
                               <w:text/>
                             </w:sdtPr>
-                            <w:sdtEndPr/>
                             <w:sdtContent>
                               <w:r>
                                 <w:rPr>
@@ -26567,7 +26554,13 @@
         <w:jc w:val="both"/>
       </w:pPr>
       <w:r>
-        <w:t>Accuracy: ~82%</w:t>
+        <w:t>Accuracy: ~</w:t>
+      </w:r>
+      <w:r>
+        <w:t>49</w:t>
+      </w:r>
+      <w:r>
+        <w:t>%</w:t>
       </w:r>
     </w:p>
     <w:p>
@@ -26845,7 +26838,13 @@
         <w:jc w:val="both"/>
       </w:pPr>
       <w:r>
-        <w:t>Accuracy: ~88%</w:t>
+        <w:t>Accuracy: ~8</w:t>
+      </w:r>
+      <w:r>
+        <w:t>7</w:t>
+      </w:r>
+      <w:r>
+        <w:t>%</w:t>
       </w:r>
     </w:p>
     <w:p>
@@ -27357,7 +27356,13 @@
         <w:jc w:val="both"/>
       </w:pPr>
       <w:r>
-        <w:t>Accuracy: ~91%</w:t>
+        <w:t>Accuracy: ~</w:t>
+      </w:r>
+      <w:r>
+        <w:t>87</w:t>
+      </w:r>
+      <w:r>
+        <w:t>%</w:t>
       </w:r>
     </w:p>
     <w:p>
@@ -27615,78 +27620,6 @@
       <w:r>
         <w:t xml:space="preserve"> negative. </w:t>
       </w:r>
-      <w:proofErr w:type="spellStart"/>
-      <w:r>
-        <w:t>BiLSTM</w:t>
-      </w:r>
-      <w:proofErr w:type="spellEnd"/>
-      <w:r>
-        <w:t xml:space="preserve"> a </w:t>
-      </w:r>
-      <w:proofErr w:type="spellStart"/>
-      <w:r>
-        <w:t>prezentat</w:t>
-      </w:r>
-      <w:proofErr w:type="spellEnd"/>
-      <w:r>
-        <w:t xml:space="preserve"> cel </w:t>
-      </w:r>
-      <w:proofErr w:type="spellStart"/>
-      <w:r>
-        <w:t>mai</w:t>
-      </w:r>
-      <w:proofErr w:type="spellEnd"/>
-      <w:r>
-        <w:t xml:space="preserve"> bun </w:t>
-      </w:r>
-      <w:proofErr w:type="spellStart"/>
-      <w:r>
-        <w:t>echilibru</w:t>
-      </w:r>
-      <w:proofErr w:type="spellEnd"/>
-      <w:r>
-        <w:t xml:space="preserve"> </w:t>
-      </w:r>
-      <w:proofErr w:type="spellStart"/>
-      <w:r>
-        <w:t>între</w:t>
-      </w:r>
-      <w:proofErr w:type="spellEnd"/>
-      <w:r>
-        <w:t xml:space="preserve"> </w:t>
-      </w:r>
-      <w:proofErr w:type="spellStart"/>
-      <w:r>
-        <w:t>clase</w:t>
-      </w:r>
-      <w:proofErr w:type="spellEnd"/>
-      <w:r>
-        <w:t xml:space="preserve">, </w:t>
-      </w:r>
-      <w:proofErr w:type="spellStart"/>
-      <w:r>
-        <w:t>confirmând</w:t>
-      </w:r>
-      <w:proofErr w:type="spellEnd"/>
-      <w:r>
-        <w:t xml:space="preserve"> </w:t>
-      </w:r>
-      <w:proofErr w:type="spellStart"/>
-      <w:r>
-        <w:t>superioritatea</w:t>
-      </w:r>
-      <w:proofErr w:type="spellEnd"/>
-      <w:r>
-        <w:t xml:space="preserve"> </w:t>
-      </w:r>
-      <w:proofErr w:type="spellStart"/>
-      <w:r>
-        <w:t>sa</w:t>
-      </w:r>
-      <w:proofErr w:type="spellEnd"/>
-      <w:r>
-        <w:t>.</w:t>
-      </w:r>
     </w:p>
     <w:p>
       <w:pPr>
@@ -28490,14 +28423,6 @@
       <w:r>
         <w:t>:</w:t>
       </w:r>
-    </w:p>
-    <w:p>
-      <w:pPr>
-        <w:pStyle w:val="NormalWeb"/>
-        <w:spacing w:line="276" w:lineRule="auto"/>
-        <w:ind w:firstLine="720"/>
-        <w:jc w:val="both"/>
-      </w:pPr>
     </w:p>
     <w:tbl>
       <w:tblPr>
@@ -28544,7 +28469,6 @@
               <w:jc w:val="both"/>
             </w:pPr>
             <w:r>
-              <w:lastRenderedPageBreak/>
               <w:t>Model</w:t>
             </w:r>
           </w:p>
@@ -28632,7 +28556,13 @@
               <w:jc w:val="both"/>
             </w:pPr>
             <w:r>
-              <w:t>~82%</w:t>
+              <w:t>~</w:t>
+            </w:r>
+            <w:r>
+              <w:t>49</w:t>
+            </w:r>
+            <w:r>
+              <w:t>%</w:t>
             </w:r>
           </w:p>
         </w:tc>
@@ -28687,6 +28617,7 @@
               <w:jc w:val="both"/>
             </w:pPr>
             <w:r>
+              <w:lastRenderedPageBreak/>
               <w:t>LSTM</w:t>
             </w:r>
           </w:p>
@@ -28705,7 +28636,13 @@
               <w:jc w:val="both"/>
             </w:pPr>
             <w:r>
-              <w:t>~88%</w:t>
+              <w:t>~8</w:t>
+            </w:r>
+            <w:r>
+              <w:t>7</w:t>
+            </w:r>
+            <w:r>
+              <w:t>%</w:t>
             </w:r>
           </w:p>
         </w:tc>
@@ -28853,7 +28790,13 @@
               <w:jc w:val="both"/>
             </w:pPr>
             <w:r>
-              <w:t>~91%</w:t>
+              <w:t>~</w:t>
+            </w:r>
+            <w:r>
+              <w:t>87</w:t>
+            </w:r>
+            <w:r>
+              <w:t>%</w:t>
             </w:r>
           </w:p>
         </w:tc>
@@ -28983,57 +28926,6 @@
       </w:pPr>
       <w:proofErr w:type="spellStart"/>
       <w:r>
-        <w:t>Necesitatea</w:t>
-      </w:r>
-      <w:proofErr w:type="spellEnd"/>
-      <w:r>
-        <w:t xml:space="preserve"> </w:t>
-      </w:r>
-      <w:proofErr w:type="spellStart"/>
-      <w:r>
-        <w:t>unui</w:t>
-      </w:r>
-      <w:proofErr w:type="spellEnd"/>
-      <w:r>
-        <w:t xml:space="preserve"> GPU </w:t>
-      </w:r>
-      <w:proofErr w:type="spellStart"/>
-      <w:r>
-        <w:t>pentru</w:t>
-      </w:r>
-      <w:proofErr w:type="spellEnd"/>
-      <w:r>
-        <w:t xml:space="preserve"> </w:t>
-      </w:r>
-      <w:proofErr w:type="spellStart"/>
-      <w:r>
-        <w:t>antrenare</w:t>
-      </w:r>
-      <w:proofErr w:type="spellEnd"/>
-      <w:r>
-        <w:t xml:space="preserve"> </w:t>
-      </w:r>
-      <w:proofErr w:type="spellStart"/>
-      <w:r>
-        <w:t>rapidă</w:t>
-      </w:r>
-      <w:proofErr w:type="spellEnd"/>
-      <w:r>
-        <w:t>.</w:t>
-      </w:r>
-    </w:p>
-    <w:p>
-      <w:pPr>
-        <w:pStyle w:val="NormalWeb"/>
-        <w:numPr>
-          <w:ilvl w:val="0"/>
-          <w:numId w:val="32"/>
-        </w:numPr>
-        <w:spacing w:line="276" w:lineRule="auto"/>
-        <w:jc w:val="both"/>
-      </w:pPr>
-      <w:proofErr w:type="spellStart"/>
-      <w:r>
         <w:t>Preprocesarea</w:t>
       </w:r>
       <w:proofErr w:type="spellEnd"/>
@@ -29270,23 +29162,31 @@
       </w:pPr>
       <w:proofErr w:type="spellStart"/>
       <w:r>
-        <w:t>Integrarea</w:t>
-      </w:r>
-      <w:proofErr w:type="spellEnd"/>
-      <w:r>
-        <w:t xml:space="preserve"> embedding-</w:t>
-      </w:r>
-      <w:proofErr w:type="spellStart"/>
-      <w:r>
-        <w:t>urilor</w:t>
-      </w:r>
-      <w:proofErr w:type="spellEnd"/>
-      <w:r>
-        <w:t xml:space="preserve"> </w:t>
-      </w:r>
-      <w:proofErr w:type="spellStart"/>
-      <w:r>
-        <w:t>GloVe</w:t>
+        <w:t>Antrenarea</w:t>
+      </w:r>
+      <w:proofErr w:type="spellEnd"/>
+      <w:r>
+        <w:t xml:space="preserve"> </w:t>
+      </w:r>
+      <w:proofErr w:type="spellStart"/>
+      <w:r>
+        <w:t>și</w:t>
+      </w:r>
+      <w:proofErr w:type="spellEnd"/>
+      <w:r>
+        <w:t xml:space="preserve"> </w:t>
+      </w:r>
+      <w:proofErr w:type="spellStart"/>
+      <w:r>
+        <w:t>evaluarea</w:t>
+      </w:r>
+      <w:proofErr w:type="spellEnd"/>
+      <w:r>
+        <w:t xml:space="preserve"> </w:t>
+      </w:r>
+      <w:proofErr w:type="spellStart"/>
+      <w:r>
+        <w:t>modelelor</w:t>
       </w:r>
       <w:proofErr w:type="spellEnd"/>
       <w:r>
@@ -29305,49 +29205,6 @@
       </w:pPr>
       <w:proofErr w:type="spellStart"/>
       <w:r>
-        <w:t>Antrenarea</w:t>
-      </w:r>
-      <w:proofErr w:type="spellEnd"/>
-      <w:r>
-        <w:t xml:space="preserve"> </w:t>
-      </w:r>
-      <w:proofErr w:type="spellStart"/>
-      <w:r>
-        <w:t>și</w:t>
-      </w:r>
-      <w:proofErr w:type="spellEnd"/>
-      <w:r>
-        <w:t xml:space="preserve"> </w:t>
-      </w:r>
-      <w:proofErr w:type="spellStart"/>
-      <w:r>
-        <w:t>evaluarea</w:t>
-      </w:r>
-      <w:proofErr w:type="spellEnd"/>
-      <w:r>
-        <w:t xml:space="preserve"> </w:t>
-      </w:r>
-      <w:proofErr w:type="spellStart"/>
-      <w:r>
-        <w:t>modelelor</w:t>
-      </w:r>
-      <w:proofErr w:type="spellEnd"/>
-      <w:r>
-        <w:t>.</w:t>
-      </w:r>
-    </w:p>
-    <w:p>
-      <w:pPr>
-        <w:pStyle w:val="NormalWeb"/>
-        <w:numPr>
-          <w:ilvl w:val="0"/>
-          <w:numId w:val="33"/>
-        </w:numPr>
-        <w:spacing w:line="276" w:lineRule="auto"/>
-        <w:jc w:val="both"/>
-      </w:pPr>
-      <w:proofErr w:type="spellStart"/>
-      <w:r>
         <w:t>Generarea</w:t>
       </w:r>
       <w:proofErr w:type="spellEnd"/>
@@ -29611,7 +29468,6 @@
         </w:numPr>
       </w:pPr>
       <w:r>
-        <w:lastRenderedPageBreak/>
         <w:t xml:space="preserve">Cross-validation </w:t>
       </w:r>
       <w:proofErr w:type="spellStart"/>
@@ -29700,6 +29556,7 @@
         <w:rPr>
           <w:rFonts w:eastAsia="Times New Roman"/>
         </w:rPr>
+        <w:lastRenderedPageBreak/>
         <w:t>8. CONCLUZII</w:t>
       </w:r>
       <w:bookmarkEnd w:id="47"/>
@@ -30055,7 +29912,6 @@
             <w:id w:val="111145805"/>
             <w:bibliography/>
           </w:sdtPr>
-          <w:sdtEndPr/>
           <w:sdtContent>
             <w:p>
               <w:pPr>
@@ -30284,7 +30140,6 @@
           <w:dataBinding w:prefixMappings="xmlns:ns0='http://purl.org/dc/elements/1.1/' xmlns:ns1='http://schemas.openxmlformats.org/package/2006/metadata/core-properties' " w:xpath="/ns1:coreProperties[1]/ns0:creator[1]" w:storeItemID="{6C3C8BC8-F283-45AE-878A-BAB7291924A1}"/>
           <w:text/>
         </w:sdtPr>
-        <w:sdtEndPr/>
         <w:sdtContent>
           <w:tc>
             <w:tcPr>
@@ -37012,6 +36867,8 @@
     <w:rsid w:val="002259EC"/>
     <w:rsid w:val="00516458"/>
     <w:rsid w:val="005E7B7F"/>
+    <w:rsid w:val="006E7976"/>
+    <w:rsid w:val="00703C22"/>
     <w:rsid w:val="008D1934"/>
     <w:rsid w:val="009D0F50"/>
     <w:rsid w:val="00CE596D"/>
@@ -37803,48 +37660,12 @@
 </file>
 
 <file path=customXml/item3.xml><?xml version="1.0" encoding="utf-8"?>
-<b:Sources xmlns:b="http://schemas.openxmlformats.org/officeDocument/2006/bibliography" xmlns="http://schemas.openxmlformats.org/officeDocument/2006/bibliography" SelectedStyle="\APASixthEditionOfficeOnline.xsl" StyleName="APA" Version="6">
-  <b:Source>
-    <b:Tag>Shr19</b:Tag>
-    <b:SourceType>Book</b:SourceType>
-    <b:Guid>{ED53F968-C865-4110-AE58-1020A9281D12}</b:Guid>
-    <b:Title>Deep Learning Sentiment Analysis of Amazon.com Reviews and Ratings</b:Title>
-    <b:Year>2019</b:Year>
-    <b:Publisher> arXiv preprint arXiv:1904.04096</b:Publisher>
-    <b:Author>
-      <b:Author>
-        <b:NameList>
-          <b:Person>
-            <b:Last>Shrestha</b:Last>
-            <b:First>Nishit,</b:First>
-            <b:Middle>and Fatma Nasoz</b:Middle>
-          </b:Person>
-        </b:NameList>
-      </b:Author>
-    </b:Author>
-    <b:RefOrder>1</b:RefOrder>
-  </b:Source>
-  <b:Source>
-    <b:Tag>And11</b:Tag>
-    <b:SourceType>BookSection</b:SourceType>
-    <b:Guid>{0EB5B9FC-6CEA-4F52-90D5-7669DBC08695}</b:Guid>
-    <b:Author>
-      <b:Author>
-        <b:NameList>
-          <b:Person>
-            <b:Last>Andrew L. Maas</b:Last>
-            <b:First>Raymond</b:First>
-            <b:Middle>E. Daly, Peter T. Pham, Dan Huang, Andrew Y. Ng, and Christopher Potts</b:Middle>
-          </b:Person>
-        </b:NameList>
-      </b:Author>
-    </b:Author>
-    <b:Title>Learning Word Vectors for Sentiment Analysis</b:Title>
-    <b:Year>2011</b:Year>
-    <b:BookTitle>The 49th Annual Meeting of the Association for Computational Linguistics </b:BookTitle>
-    <b:RefOrder>2</b:RefOrder>
-  </b:Source>
-</b:Sources>
+<?mso-contentType ?>
+<FormTemplates xmlns="http://schemas.microsoft.com/sharepoint/v3/contenttype/forms">
+  <Display>DocumentLibraryForm</Display>
+  <Edit>DocumentLibraryForm</Edit>
+  <New>DocumentLibraryForm</New>
+</FormTemplates>
 </file>
 
 <file path=customXml/item4.xml><?xml version="1.0" encoding="utf-8"?>
@@ -37992,12 +37813,48 @@
 </file>
 
 <file path=customXml/item5.xml><?xml version="1.0" encoding="utf-8"?>
-<?mso-contentType ?>
-<FormTemplates xmlns="http://schemas.microsoft.com/sharepoint/v3/contenttype/forms">
-  <Display>DocumentLibraryForm</Display>
-  <Edit>DocumentLibraryForm</Edit>
-  <New>DocumentLibraryForm</New>
-</FormTemplates>
+<b:Sources xmlns:b="http://schemas.openxmlformats.org/officeDocument/2006/bibliography" xmlns="http://schemas.openxmlformats.org/officeDocument/2006/bibliography" SelectedStyle="\APASixthEditionOfficeOnline.xsl" StyleName="APA" Version="6">
+  <b:Source>
+    <b:Tag>Shr19</b:Tag>
+    <b:SourceType>Book</b:SourceType>
+    <b:Guid>{ED53F968-C865-4110-AE58-1020A9281D12}</b:Guid>
+    <b:Title>Deep Learning Sentiment Analysis of Amazon.com Reviews and Ratings</b:Title>
+    <b:Year>2019</b:Year>
+    <b:Publisher> arXiv preprint arXiv:1904.04096</b:Publisher>
+    <b:Author>
+      <b:Author>
+        <b:NameList>
+          <b:Person>
+            <b:Last>Shrestha</b:Last>
+            <b:First>Nishit,</b:First>
+            <b:Middle>and Fatma Nasoz</b:Middle>
+          </b:Person>
+        </b:NameList>
+      </b:Author>
+    </b:Author>
+    <b:RefOrder>1</b:RefOrder>
+  </b:Source>
+  <b:Source>
+    <b:Tag>And11</b:Tag>
+    <b:SourceType>BookSection</b:SourceType>
+    <b:Guid>{0EB5B9FC-6CEA-4F52-90D5-7669DBC08695}</b:Guid>
+    <b:Author>
+      <b:Author>
+        <b:NameList>
+          <b:Person>
+            <b:Last>Andrew L. Maas</b:Last>
+            <b:First>Raymond</b:First>
+            <b:Middle>E. Daly, Peter T. Pham, Dan Huang, Andrew Y. Ng, and Christopher Potts</b:Middle>
+          </b:Person>
+        </b:NameList>
+      </b:Author>
+    </b:Author>
+    <b:Title>Learning Word Vectors for Sentiment Analysis</b:Title>
+    <b:Year>2011</b:Year>
+    <b:BookTitle>The 49th Annual Meeting of the Association for Computational Linguistics </b:BookTitle>
+    <b:RefOrder>2</b:RefOrder>
+  </b:Source>
+</b:Sources>
 </file>
 
 <file path=customXml/itemProps1.xml><?xml version="1.0" encoding="utf-8"?>
@@ -38018,9 +37875,9 @@
 </file>
 
 <file path=customXml/itemProps3.xml><?xml version="1.0" encoding="utf-8"?>
-<ds:datastoreItem xmlns:ds="http://schemas.openxmlformats.org/officeDocument/2006/customXml" ds:itemID="{C7E99A0F-0A00-40CD-9EE1-03A0F9B0A4A6}">
+<ds:datastoreItem xmlns:ds="http://schemas.openxmlformats.org/officeDocument/2006/customXml" ds:itemID="{B5382044-4106-46AE-A766-984FF4C15365}">
   <ds:schemaRefs>
-    <ds:schemaRef ds:uri="http://schemas.openxmlformats.org/officeDocument/2006/bibliography"/>
+    <ds:schemaRef ds:uri="http://schemas.microsoft.com/sharepoint/v3/contenttype/forms"/>
   </ds:schemaRefs>
 </ds:datastoreItem>
 </file>
@@ -38044,9 +37901,9 @@
 </file>
 
 <file path=customXml/itemProps5.xml><?xml version="1.0" encoding="utf-8"?>
-<ds:datastoreItem xmlns:ds="http://schemas.openxmlformats.org/officeDocument/2006/customXml" ds:itemID="{B5382044-4106-46AE-A766-984FF4C15365}">
+<ds:datastoreItem xmlns:ds="http://schemas.openxmlformats.org/officeDocument/2006/customXml" ds:itemID="{C7E99A0F-0A00-40CD-9EE1-03A0F9B0A4A6}">
   <ds:schemaRefs>
-    <ds:schemaRef ds:uri="http://schemas.microsoft.com/sharepoint/v3/contenttype/forms"/>
+    <ds:schemaRef ds:uri="http://schemas.openxmlformats.org/officeDocument/2006/bibliography"/>
   </ds:schemaRefs>
 </ds:datastoreItem>
 </file>
--- a/Sentiment Analyst.docx
+++ b/Sentiment Analyst.docx
@@ -745,25 +745,7 @@
                                         <w:sz w:val="20"/>
                                         <w:szCs w:val="20"/>
                                       </w:rPr>
-                                      <w:t xml:space="preserve">An de </w:t>
-                                    </w:r>
-                                    <w:proofErr w:type="spellStart"/>
-                                    <w:r>
-                                      <w:rPr>
-                                        <w:color w:val="262626" w:themeColor="text1" w:themeTint="D9"/>
-                                        <w:sz w:val="20"/>
-                                        <w:szCs w:val="20"/>
-                                      </w:rPr>
-                                      <w:t>studiu</w:t>
-                                    </w:r>
-                                    <w:proofErr w:type="spellEnd"/>
-                                    <w:r>
-                                      <w:rPr>
-                                        <w:color w:val="262626" w:themeColor="text1" w:themeTint="D9"/>
-                                        <w:sz w:val="20"/>
-                                        <w:szCs w:val="20"/>
-                                      </w:rPr>
-                                      <w:t>: I</w:t>
+                                      <w:t>An de studiu: I</w:t>
                                     </w:r>
                                   </w:sdtContent>
                                 </w:sdt>
@@ -900,25 +882,7 @@
                                   <w:sz w:val="20"/>
                                   <w:szCs w:val="20"/>
                                 </w:rPr>
-                                <w:t xml:space="preserve">An de </w:t>
-                              </w:r>
-                              <w:proofErr w:type="spellStart"/>
-                              <w:r>
-                                <w:rPr>
-                                  <w:color w:val="262626" w:themeColor="text1" w:themeTint="D9"/>
-                                  <w:sz w:val="20"/>
-                                  <w:szCs w:val="20"/>
-                                </w:rPr>
-                                <w:t>studiu</w:t>
-                              </w:r>
-                              <w:proofErr w:type="spellEnd"/>
-                              <w:r>
-                                <w:rPr>
-                                  <w:color w:val="262626" w:themeColor="text1" w:themeTint="D9"/>
-                                  <w:sz w:val="20"/>
-                                  <w:szCs w:val="20"/>
-                                </w:rPr>
-                                <w:t>: I</w:t>
+                                <w:t>An de studiu: I</w:t>
                               </w:r>
                             </w:sdtContent>
                           </w:sdt>
@@ -5738,47 +5702,47 @@
       </w:pPr>
       <w:proofErr w:type="spellStart"/>
       <w:r>
-        <w:t>Implementarea</w:t>
-      </w:r>
-      <w:proofErr w:type="spellEnd"/>
-      <w:r>
-        <w:t xml:space="preserve"> a cel </w:t>
-      </w:r>
-      <w:proofErr w:type="spellStart"/>
-      <w:r>
-        <w:t>puțin</w:t>
-      </w:r>
-      <w:proofErr w:type="spellEnd"/>
-      <w:r>
-        <w:t xml:space="preserve"> </w:t>
-      </w:r>
-      <w:proofErr w:type="spellStart"/>
-      <w:r>
-        <w:t>unui</w:t>
-      </w:r>
-      <w:proofErr w:type="spellEnd"/>
-      <w:r>
-        <w:t xml:space="preserve"> model RNN (LSTM </w:t>
-      </w:r>
-      <w:proofErr w:type="spellStart"/>
-      <w:r>
-        <w:t>sau</w:t>
-      </w:r>
-      <w:proofErr w:type="spellEnd"/>
-      <w:r>
-        <w:t xml:space="preserve"> GRU) </w:t>
-      </w:r>
-      <w:proofErr w:type="spellStart"/>
-      <w:r>
-        <w:t>pentru</w:t>
-      </w:r>
-      <w:proofErr w:type="spellEnd"/>
-      <w:r>
-        <w:t xml:space="preserve"> </w:t>
-      </w:r>
-      <w:proofErr w:type="spellStart"/>
-      <w:r>
-        <w:t>clasificare</w:t>
+        <w:t>Folosește</w:t>
+      </w:r>
+      <w:proofErr w:type="spellEnd"/>
+      <w:r>
+        <w:t xml:space="preserve"> </w:t>
+      </w:r>
+      <w:proofErr w:type="spellStart"/>
+      <w:r>
+        <w:t>încorporări</w:t>
+      </w:r>
+      <w:proofErr w:type="spellEnd"/>
+      <w:r>
+        <w:t xml:space="preserve"> de </w:t>
+      </w:r>
+      <w:proofErr w:type="spellStart"/>
+      <w:r>
+        <w:t>cuvinte</w:t>
+      </w:r>
+      <w:proofErr w:type="spellEnd"/>
+      <w:r>
+        <w:t xml:space="preserve"> pre-</w:t>
+      </w:r>
+      <w:proofErr w:type="spellStart"/>
+      <w:r>
+        <w:t>antrenate</w:t>
+      </w:r>
+      <w:proofErr w:type="spellEnd"/>
+      <w:r>
+        <w:t xml:space="preserve">, cum </w:t>
+      </w:r>
+      <w:proofErr w:type="spellStart"/>
+      <w:r>
+        <w:t>ar</w:t>
+      </w:r>
+      <w:proofErr w:type="spellEnd"/>
+      <w:r>
+        <w:t xml:space="preserve"> fi </w:t>
+      </w:r>
+      <w:proofErr w:type="spellStart"/>
+      <w:r>
+        <w:t>GloVe</w:t>
       </w:r>
       <w:proofErr w:type="spellEnd"/>
       <w:r>
@@ -5797,51 +5761,51 @@
       </w:pPr>
       <w:proofErr w:type="spellStart"/>
       <w:r>
-        <w:t>Antrenarea</w:t>
-      </w:r>
-      <w:proofErr w:type="spellEnd"/>
-      <w:r>
-        <w:t xml:space="preserve"> </w:t>
-      </w:r>
-      <w:proofErr w:type="spellStart"/>
-      <w:r>
-        <w:t>și</w:t>
-      </w:r>
-      <w:proofErr w:type="spellEnd"/>
-      <w:r>
-        <w:t xml:space="preserve"> </w:t>
-      </w:r>
-      <w:proofErr w:type="spellStart"/>
-      <w:r>
-        <w:t>evaluarea</w:t>
-      </w:r>
-      <w:proofErr w:type="spellEnd"/>
-      <w:r>
-        <w:t xml:space="preserve"> </w:t>
-      </w:r>
-      <w:proofErr w:type="spellStart"/>
-      <w:r>
-        <w:t>modelelor</w:t>
-      </w:r>
-      <w:proofErr w:type="spellEnd"/>
-      <w:r>
-        <w:t xml:space="preserve"> </w:t>
-      </w:r>
-      <w:proofErr w:type="spellStart"/>
-      <w:r>
-        <w:t>utilizând</w:t>
-      </w:r>
-      <w:proofErr w:type="spellEnd"/>
-      <w:r>
-        <w:t xml:space="preserve"> </w:t>
-      </w:r>
-      <w:proofErr w:type="spellStart"/>
-      <w:r>
-        <w:t>datele</w:t>
-      </w:r>
-      <w:proofErr w:type="spellEnd"/>
-      <w:r>
-        <w:t xml:space="preserve"> IMDB.</w:t>
+        <w:t>Implementarea</w:t>
+      </w:r>
+      <w:proofErr w:type="spellEnd"/>
+      <w:r>
+        <w:t xml:space="preserve"> a cel </w:t>
+      </w:r>
+      <w:proofErr w:type="spellStart"/>
+      <w:r>
+        <w:t>puțin</w:t>
+      </w:r>
+      <w:proofErr w:type="spellEnd"/>
+      <w:r>
+        <w:t xml:space="preserve"> </w:t>
+      </w:r>
+      <w:proofErr w:type="spellStart"/>
+      <w:r>
+        <w:t>unui</w:t>
+      </w:r>
+      <w:proofErr w:type="spellEnd"/>
+      <w:r>
+        <w:t xml:space="preserve"> model RNN (LSTM </w:t>
+      </w:r>
+      <w:proofErr w:type="spellStart"/>
+      <w:r>
+        <w:t>sau</w:t>
+      </w:r>
+      <w:proofErr w:type="spellEnd"/>
+      <w:r>
+        <w:t xml:space="preserve"> GRU) </w:t>
+      </w:r>
+      <w:proofErr w:type="spellStart"/>
+      <w:r>
+        <w:t>pentru</w:t>
+      </w:r>
+      <w:proofErr w:type="spellEnd"/>
+      <w:r>
+        <w:t xml:space="preserve"> </w:t>
+      </w:r>
+      <w:proofErr w:type="spellStart"/>
+      <w:r>
+        <w:t>clasificare</w:t>
+      </w:r>
+      <w:proofErr w:type="spellEnd"/>
+      <w:r>
+        <w:t>.</w:t>
       </w:r>
     </w:p>
     <w:p>
@@ -5856,51 +5820,51 @@
       </w:pPr>
       <w:proofErr w:type="spellStart"/>
       <w:r>
-        <w:t>Compararea</w:t>
-      </w:r>
-      <w:proofErr w:type="spellEnd"/>
-      <w:r>
-        <w:t xml:space="preserve"> </w:t>
-      </w:r>
-      <w:proofErr w:type="spellStart"/>
-      <w:r>
-        <w:t>performanțelor</w:t>
-      </w:r>
-      <w:proofErr w:type="spellEnd"/>
-      <w:r>
-        <w:t xml:space="preserve"> </w:t>
-      </w:r>
-      <w:proofErr w:type="spellStart"/>
-      <w:r>
-        <w:t>între</w:t>
-      </w:r>
-      <w:proofErr w:type="spellEnd"/>
-      <w:r>
-        <w:t xml:space="preserve"> </w:t>
-      </w:r>
-      <w:proofErr w:type="spellStart"/>
-      <w:r>
-        <w:t>diferite</w:t>
-      </w:r>
-      <w:proofErr w:type="spellEnd"/>
-      <w:r>
-        <w:t xml:space="preserve"> </w:t>
-      </w:r>
-      <w:proofErr w:type="spellStart"/>
-      <w:r>
-        <w:t>arhitecturi</w:t>
-      </w:r>
-      <w:proofErr w:type="spellEnd"/>
-      <w:r>
-        <w:t xml:space="preserve"> (RNN </w:t>
-      </w:r>
-      <w:proofErr w:type="spellStart"/>
-      <w:r>
-        <w:t>simplu</w:t>
-      </w:r>
-      <w:proofErr w:type="spellEnd"/>
-      <w:r>
-        <w:t>, LSTM, GRU, Bidirectional LSTM).</w:t>
+        <w:t>Antrenarea</w:t>
+      </w:r>
+      <w:proofErr w:type="spellEnd"/>
+      <w:r>
+        <w:t xml:space="preserve"> </w:t>
+      </w:r>
+      <w:proofErr w:type="spellStart"/>
+      <w:r>
+        <w:t>și</w:t>
+      </w:r>
+      <w:proofErr w:type="spellEnd"/>
+      <w:r>
+        <w:t xml:space="preserve"> </w:t>
+      </w:r>
+      <w:proofErr w:type="spellStart"/>
+      <w:r>
+        <w:t>evaluarea</w:t>
+      </w:r>
+      <w:proofErr w:type="spellEnd"/>
+      <w:r>
+        <w:t xml:space="preserve"> </w:t>
+      </w:r>
+      <w:proofErr w:type="spellStart"/>
+      <w:r>
+        <w:t>modelelor</w:t>
+      </w:r>
+      <w:proofErr w:type="spellEnd"/>
+      <w:r>
+        <w:t xml:space="preserve"> </w:t>
+      </w:r>
+      <w:proofErr w:type="spellStart"/>
+      <w:r>
+        <w:t>utilizând</w:t>
+      </w:r>
+      <w:proofErr w:type="spellEnd"/>
+      <w:r>
+        <w:t xml:space="preserve"> </w:t>
+      </w:r>
+      <w:proofErr w:type="spellStart"/>
+      <w:r>
+        <w:t>datele</w:t>
+      </w:r>
+      <w:proofErr w:type="spellEnd"/>
+      <w:r>
+        <w:t xml:space="preserve"> IMDB.</w:t>
       </w:r>
     </w:p>
     <w:p>
@@ -5915,6 +5879,65 @@
       </w:pPr>
       <w:proofErr w:type="spellStart"/>
       <w:r>
+        <w:t>Compararea</w:t>
+      </w:r>
+      <w:proofErr w:type="spellEnd"/>
+      <w:r>
+        <w:t xml:space="preserve"> </w:t>
+      </w:r>
+      <w:proofErr w:type="spellStart"/>
+      <w:r>
+        <w:t>performanțelor</w:t>
+      </w:r>
+      <w:proofErr w:type="spellEnd"/>
+      <w:r>
+        <w:t xml:space="preserve"> </w:t>
+      </w:r>
+      <w:proofErr w:type="spellStart"/>
+      <w:r>
+        <w:t>între</w:t>
+      </w:r>
+      <w:proofErr w:type="spellEnd"/>
+      <w:r>
+        <w:t xml:space="preserve"> </w:t>
+      </w:r>
+      <w:proofErr w:type="spellStart"/>
+      <w:r>
+        <w:t>diferite</w:t>
+      </w:r>
+      <w:proofErr w:type="spellEnd"/>
+      <w:r>
+        <w:t xml:space="preserve"> </w:t>
+      </w:r>
+      <w:proofErr w:type="spellStart"/>
+      <w:r>
+        <w:t>arhitecturi</w:t>
+      </w:r>
+      <w:proofErr w:type="spellEnd"/>
+      <w:r>
+        <w:t xml:space="preserve"> (RNN </w:t>
+      </w:r>
+      <w:proofErr w:type="spellStart"/>
+      <w:r>
+        <w:t>simplu</w:t>
+      </w:r>
+      <w:proofErr w:type="spellEnd"/>
+      <w:r>
+        <w:t>, LSTM, GRU, Bidirectional LSTM).</w:t>
+      </w:r>
+    </w:p>
+    <w:p>
+      <w:pPr>
+        <w:pStyle w:val="NormalWeb"/>
+        <w:numPr>
+          <w:ilvl w:val="0"/>
+          <w:numId w:val="2"/>
+        </w:numPr>
+        <w:spacing w:line="276" w:lineRule="auto"/>
+        <w:jc w:val="both"/>
+      </w:pPr>
+      <w:proofErr w:type="spellStart"/>
+      <w:r>
         <w:t>Realizarea</w:t>
       </w:r>
       <w:proofErr w:type="spellEnd"/>
@@ -8316,25 +8339,7 @@
           <w:sz w:val="24"/>
           <w:szCs w:val="24"/>
         </w:rPr>
-        <w:t xml:space="preserve"> de </w:t>
-      </w:r>
-      <w:proofErr w:type="gramStart"/>
-      <w:r>
-        <w:rPr>
-          <w:rFonts w:ascii="Times New Roman" w:eastAsiaTheme="majorEastAsia" w:hAnsi="Times New Roman" w:cs="Times New Roman"/>
-          <w:sz w:val="24"/>
-          <w:szCs w:val="24"/>
-        </w:rPr>
-        <w:t>a</w:t>
-      </w:r>
-      <w:proofErr w:type="gramEnd"/>
-      <w:r>
-        <w:rPr>
-          <w:rFonts w:ascii="Times New Roman" w:eastAsiaTheme="majorEastAsia" w:hAnsi="Times New Roman" w:cs="Times New Roman"/>
-          <w:sz w:val="24"/>
-          <w:szCs w:val="24"/>
-        </w:rPr>
-        <w:t xml:space="preserve"> </w:t>
+        <w:t xml:space="preserve"> de a </w:t>
       </w:r>
       <w:proofErr w:type="spellStart"/>
       <w:r>
@@ -8614,7 +8619,6 @@
         <w:t xml:space="preserve">, </w:t>
       </w:r>
       <w:proofErr w:type="spellStart"/>
-      <w:proofErr w:type="gramStart"/>
       <w:r>
         <w:rPr>
           <w:rFonts w:ascii="Times New Roman" w:eastAsiaTheme="majorEastAsia" w:hAnsi="Times New Roman" w:cs="Times New Roman"/>
@@ -8630,16 +8634,7 @@
           <w:sz w:val="24"/>
           <w:szCs w:val="24"/>
         </w:rPr>
-        <w:t xml:space="preserve"> set</w:t>
-      </w:r>
-      <w:proofErr w:type="gramEnd"/>
-      <w:r>
-        <w:rPr>
-          <w:rFonts w:ascii="Times New Roman" w:eastAsiaTheme="majorEastAsia" w:hAnsi="Times New Roman" w:cs="Times New Roman"/>
-          <w:sz w:val="24"/>
-          <w:szCs w:val="24"/>
-        </w:rPr>
-        <w:t xml:space="preserve"> de date standard </w:t>
+        <w:t xml:space="preserve"> set de date standard </w:t>
       </w:r>
       <w:proofErr w:type="spellStart"/>
       <w:r>
@@ -10562,21 +10557,7 @@
         <w:rPr>
           <w:rFonts w:ascii="Times New Roman" w:hAnsi="Times New Roman" w:cs="Times New Roman"/>
         </w:rPr>
-        <w:t xml:space="preserve"> </w:t>
-      </w:r>
-      <w:proofErr w:type="gramStart"/>
-      <w:r>
-        <w:rPr>
-          <w:rFonts w:ascii="Times New Roman" w:hAnsi="Times New Roman" w:cs="Times New Roman"/>
-        </w:rPr>
-        <w:t>a</w:t>
-      </w:r>
-      <w:proofErr w:type="gramEnd"/>
-      <w:r>
-        <w:rPr>
-          <w:rFonts w:ascii="Times New Roman" w:hAnsi="Times New Roman" w:cs="Times New Roman"/>
-        </w:rPr>
-        <w:t xml:space="preserve"> </w:t>
+        <w:t xml:space="preserve"> a </w:t>
       </w:r>
       <w:proofErr w:type="spellStart"/>
       <w:r>
@@ -12294,6 +12275,109 @@
           <w:rFonts w:ascii="Times New Roman" w:hAnsi="Times New Roman" w:cs="Times New Roman"/>
         </w:rPr>
         <w:t xml:space="preserve"> de test.</w:t>
+      </w:r>
+    </w:p>
+    <w:p>
+      <w:pPr>
+        <w:numPr>
+          <w:ilvl w:val="0"/>
+          <w:numId w:val="5"/>
+        </w:numPr>
+        <w:spacing w:line="276" w:lineRule="auto"/>
+        <w:jc w:val="both"/>
+        <w:rPr>
+          <w:rFonts w:ascii="Times New Roman" w:hAnsi="Times New Roman" w:cs="Times New Roman"/>
+        </w:rPr>
+      </w:pPr>
+      <w:proofErr w:type="spellStart"/>
+      <w:r>
+        <w:rPr>
+          <w:rFonts w:ascii="Times New Roman" w:hAnsi="Times New Roman" w:cs="Times New Roman"/>
+        </w:rPr>
+        <w:t>Folos</w:t>
+      </w:r>
+      <w:r>
+        <w:rPr>
+          <w:rFonts w:ascii="Times New Roman" w:hAnsi="Times New Roman" w:cs="Times New Roman"/>
+        </w:rPr>
+        <w:t>irea</w:t>
+      </w:r>
+      <w:proofErr w:type="spellEnd"/>
+      <w:r>
+        <w:rPr>
+          <w:rFonts w:ascii="Times New Roman" w:hAnsi="Times New Roman" w:cs="Times New Roman"/>
+        </w:rPr>
+        <w:t xml:space="preserve"> de </w:t>
+      </w:r>
+      <w:proofErr w:type="spellStart"/>
+      <w:r>
+        <w:rPr>
+          <w:rFonts w:ascii="Times New Roman" w:hAnsi="Times New Roman" w:cs="Times New Roman"/>
+        </w:rPr>
+        <w:t>încorporări</w:t>
+      </w:r>
+      <w:proofErr w:type="spellEnd"/>
+      <w:r>
+        <w:rPr>
+          <w:rFonts w:ascii="Times New Roman" w:hAnsi="Times New Roman" w:cs="Times New Roman"/>
+        </w:rPr>
+        <w:t xml:space="preserve"> de </w:t>
+      </w:r>
+      <w:proofErr w:type="spellStart"/>
+      <w:r>
+        <w:rPr>
+          <w:rFonts w:ascii="Times New Roman" w:hAnsi="Times New Roman" w:cs="Times New Roman"/>
+        </w:rPr>
+        <w:t>cuvinte</w:t>
+      </w:r>
+      <w:proofErr w:type="spellEnd"/>
+      <w:r>
+        <w:rPr>
+          <w:rFonts w:ascii="Times New Roman" w:hAnsi="Times New Roman" w:cs="Times New Roman"/>
+        </w:rPr>
+        <w:t xml:space="preserve"> pre-</w:t>
+      </w:r>
+      <w:proofErr w:type="spellStart"/>
+      <w:r>
+        <w:rPr>
+          <w:rFonts w:ascii="Times New Roman" w:hAnsi="Times New Roman" w:cs="Times New Roman"/>
+        </w:rPr>
+        <w:t>antrenate</w:t>
+      </w:r>
+      <w:proofErr w:type="spellEnd"/>
+      <w:r>
+        <w:rPr>
+          <w:rFonts w:ascii="Times New Roman" w:hAnsi="Times New Roman" w:cs="Times New Roman"/>
+        </w:rPr>
+        <w:t xml:space="preserve">, cum </w:t>
+      </w:r>
+      <w:proofErr w:type="spellStart"/>
+      <w:r>
+        <w:rPr>
+          <w:rFonts w:ascii="Times New Roman" w:hAnsi="Times New Roman" w:cs="Times New Roman"/>
+        </w:rPr>
+        <w:t>ar</w:t>
+      </w:r>
+      <w:proofErr w:type="spellEnd"/>
+      <w:r>
+        <w:rPr>
+          <w:rFonts w:ascii="Times New Roman" w:hAnsi="Times New Roman" w:cs="Times New Roman"/>
+        </w:rPr>
+        <w:t xml:space="preserve"> fi </w:t>
+      </w:r>
+      <w:proofErr w:type="spellStart"/>
+      <w:r>
+        <w:rPr>
+          <w:rFonts w:ascii="Times New Roman" w:hAnsi="Times New Roman" w:cs="Times New Roman"/>
+        </w:rPr>
+        <w:t>GloVe</w:t>
+      </w:r>
+      <w:proofErr w:type="spellEnd"/>
+      <w:r>
+        <w:rPr>
+          <w:rFonts w:ascii="Times New Roman" w:hAnsi="Times New Roman" w:cs="Times New Roman"/>
+        </w:rPr>
+        <w:t>.</w:t>
       </w:r>
     </w:p>
     <w:p>
@@ -14334,15 +14418,7 @@
       </w:r>
       <w:proofErr w:type="spellEnd"/>
       <w:r>
-        <w:t xml:space="preserve"> </w:t>
-      </w:r>
-      <w:proofErr w:type="gramStart"/>
-      <w:r>
-        <w:t>a</w:t>
-      </w:r>
-      <w:proofErr w:type="gramEnd"/>
-      <w:r>
-        <w:t xml:space="preserve"> RNN-</w:t>
+        <w:t xml:space="preserve"> a RNN-</w:t>
       </w:r>
       <w:proofErr w:type="spellStart"/>
       <w:r>
@@ -17363,7 +17439,6 @@
         <w:t xml:space="preserve"> </w:t>
       </w:r>
       <w:proofErr w:type="spellStart"/>
-      <w:proofErr w:type="gramStart"/>
       <w:r>
         <w:t>uniformizare</w:t>
       </w:r>
@@ -17371,7 +17446,6 @@
       <w:r>
         <w:t>;</w:t>
       </w:r>
-      <w:proofErr w:type="gramEnd"/>
     </w:p>
     <w:p>
       <w:pPr>
@@ -17416,7 +17490,6 @@
         <w:t xml:space="preserve"> a </w:t>
       </w:r>
       <w:proofErr w:type="spellStart"/>
-      <w:proofErr w:type="gramStart"/>
       <w:r>
         <w:t>punctuației</w:t>
       </w:r>
@@ -17424,7 +17497,6 @@
       <w:r>
         <w:t>;</w:t>
       </w:r>
-      <w:proofErr w:type="gramEnd"/>
     </w:p>
     <w:p>
       <w:pPr>
@@ -17453,7 +17525,6 @@
         <w:t xml:space="preserve"> </w:t>
       </w:r>
       <w:proofErr w:type="spellStart"/>
-      <w:proofErr w:type="gramStart"/>
       <w:r>
         <w:t>redundante</w:t>
       </w:r>
@@ -17461,7 +17532,6 @@
       <w:r>
         <w:t>;</w:t>
       </w:r>
-      <w:proofErr w:type="gramEnd"/>
     </w:p>
     <w:p>
       <w:pPr>
@@ -18520,7 +18590,6 @@
         <w:t xml:space="preserve"> </w:t>
       </w:r>
       <w:proofErr w:type="spellStart"/>
-      <w:proofErr w:type="gramStart"/>
       <w:r>
         <w:t>stabilită</w:t>
       </w:r>
@@ -18528,7 +18597,6 @@
       <w:r>
         <w:t>;</w:t>
       </w:r>
-      <w:proofErr w:type="gramEnd"/>
     </w:p>
     <w:p>
       <w:pPr>
@@ -19131,7 +19199,6 @@
         <w:t xml:space="preserve"> </w:t>
       </w:r>
       <w:proofErr w:type="spellStart"/>
-      <w:proofErr w:type="gramStart"/>
       <w:r>
         <w:t>lentă</w:t>
       </w:r>
@@ -19139,7 +19206,6 @@
       <w:r>
         <w:t>;</w:t>
       </w:r>
-      <w:proofErr w:type="gramEnd"/>
     </w:p>
     <w:p>
       <w:pPr>
@@ -19151,11 +19217,9 @@
         <w:spacing w:line="276" w:lineRule="auto"/>
         <w:jc w:val="both"/>
       </w:pPr>
-      <w:proofErr w:type="gramStart"/>
       <w:r>
         <w:t>overfitting;</w:t>
       </w:r>
-      <w:proofErr w:type="gramEnd"/>
     </w:p>
     <w:p>
       <w:pPr>
@@ -19560,15 +19624,7 @@
       </w:r>
       <w:proofErr w:type="spellEnd"/>
       <w:r>
-        <w:t xml:space="preserve"> </w:t>
-      </w:r>
-      <w:proofErr w:type="gramStart"/>
-      <w:r>
-        <w:t>a</w:t>
-      </w:r>
-      <w:proofErr w:type="gramEnd"/>
-      <w:r>
-        <w:t xml:space="preserve"> </w:t>
+        <w:t xml:space="preserve"> a </w:t>
       </w:r>
       <w:proofErr w:type="spellStart"/>
       <w:r>
@@ -20008,13 +20064,8 @@
       </w:r>
       <w:proofErr w:type="spellEnd"/>
       <w:r>
-        <w:t xml:space="preserve"> de la zero (learned embeddings</w:t>
-      </w:r>
-      <w:proofErr w:type="gramStart"/>
-      <w:r>
-        <w:t>);</w:t>
-      </w:r>
-      <w:proofErr w:type="gramEnd"/>
+        <w:t xml:space="preserve"> de la zero (learned embeddings);</w:t>
+      </w:r>
     </w:p>
     <w:p>
       <w:pPr>
@@ -20035,7 +20086,7 @@
       </w:r>
       <w:proofErr w:type="spellEnd"/>
       <w:r>
-        <w:t xml:space="preserve"> (</w:t>
+        <w:t>(</w:t>
       </w:r>
       <w:proofErr w:type="spellStart"/>
       <w:r>
@@ -20043,7 +20094,7 @@
       </w:r>
       <w:proofErr w:type="spellEnd"/>
       <w:r>
-        <w:t xml:space="preserve">), </w:t>
+        <w:t xml:space="preserve">) </w:t>
       </w:r>
       <w:proofErr w:type="spellStart"/>
       <w:r>
@@ -20059,15 +20110,7 @@
       </w:r>
       <w:proofErr w:type="spellEnd"/>
       <w:r>
-        <w:t xml:space="preserve"> </w:t>
-      </w:r>
-      <w:proofErr w:type="gramStart"/>
-      <w:r>
-        <w:t>a</w:t>
-      </w:r>
-      <w:proofErr w:type="gramEnd"/>
-      <w:r>
-        <w:t xml:space="preserve"> </w:t>
+        <w:t xml:space="preserve"> a </w:t>
       </w:r>
       <w:proofErr w:type="spellStart"/>
       <w:r>
@@ -20079,15 +20122,15 @@
       </w:r>
       <w:proofErr w:type="spellStart"/>
       <w:r>
-        <w:t>convergența</w:t>
-      </w:r>
-      <w:proofErr w:type="spellEnd"/>
-      <w:r>
-        <w:t xml:space="preserve"> </w:t>
-      </w:r>
-      <w:proofErr w:type="spellStart"/>
-      <w:r>
-        <w:t>și</w:t>
+        <w:t>convergenta</w:t>
+      </w:r>
+      <w:proofErr w:type="spellEnd"/>
+      <w:r>
+        <w:t xml:space="preserve"> </w:t>
+      </w:r>
+      <w:proofErr w:type="spellStart"/>
+      <w:r>
+        <w:t>si</w:t>
       </w:r>
       <w:proofErr w:type="spellEnd"/>
       <w:r>
@@ -20095,7 +20138,7 @@
       </w:r>
       <w:proofErr w:type="spellStart"/>
       <w:r>
-        <w:t>îmbunătăți</w:t>
+        <w:t>imbunatati</w:t>
       </w:r>
       <w:proofErr w:type="spellEnd"/>
       <w:r>
@@ -20675,15 +20718,7 @@
       </w:r>
       <w:proofErr w:type="spellEnd"/>
       <w:r>
-        <w:t xml:space="preserve"> </w:t>
-      </w:r>
-      <w:proofErr w:type="gramStart"/>
-      <w:r>
-        <w:t>a</w:t>
-      </w:r>
-      <w:proofErr w:type="gramEnd"/>
-      <w:r>
-        <w:t xml:space="preserve"> </w:t>
+        <w:t xml:space="preserve"> a </w:t>
       </w:r>
       <w:proofErr w:type="spellStart"/>
       <w:r>
@@ -20895,13 +20930,8 @@
         <w:jc w:val="both"/>
       </w:pPr>
       <w:r>
-        <w:t xml:space="preserve">un layer de </w:t>
-      </w:r>
-      <w:proofErr w:type="gramStart"/>
-      <w:r>
-        <w:t>Embedding;</w:t>
-      </w:r>
-      <w:proofErr w:type="gramEnd"/>
+        <w:t>un layer de Embedding;</w:t>
+      </w:r>
     </w:p>
     <w:p>
       <w:pPr>
@@ -20948,7 +20978,6 @@
         <w:t xml:space="preserve"> </w:t>
       </w:r>
       <w:proofErr w:type="spellStart"/>
-      <w:proofErr w:type="gramStart"/>
       <w:r>
         <w:rPr>
           <w:b/>
@@ -20960,7 +20989,6 @@
       <w:r>
         <w:t>;</w:t>
       </w:r>
-      <w:proofErr w:type="gramEnd"/>
     </w:p>
     <w:p>
       <w:pPr>
@@ -20992,7 +21020,6 @@
         <w:t xml:space="preserve"> </w:t>
       </w:r>
       <w:proofErr w:type="spellStart"/>
-      <w:proofErr w:type="gramStart"/>
       <w:r>
         <w:t>regularizare</w:t>
       </w:r>
@@ -21000,7 +21027,6 @@
       <w:r>
         <w:t>;</w:t>
       </w:r>
-      <w:proofErr w:type="gramEnd"/>
     </w:p>
     <w:p>
       <w:pPr>
@@ -21378,7 +21404,6 @@
         <w:t xml:space="preserve"> </w:t>
       </w:r>
       <w:proofErr w:type="spellStart"/>
-      <w:proofErr w:type="gramStart"/>
       <w:r>
         <w:t>scurt</w:t>
       </w:r>
@@ -21386,7 +21411,6 @@
       <w:r>
         <w:t>;</w:t>
       </w:r>
-      <w:proofErr w:type="gramEnd"/>
     </w:p>
     <w:p>
       <w:pPr>
@@ -21407,7 +21431,6 @@
         <w:t xml:space="preserve"> </w:t>
       </w:r>
       <w:proofErr w:type="spellStart"/>
-      <w:proofErr w:type="gramStart"/>
       <w:r>
         <w:t>crescută</w:t>
       </w:r>
@@ -21415,7 +21438,6 @@
       <w:r>
         <w:t>;</w:t>
       </w:r>
-      <w:proofErr w:type="gramEnd"/>
     </w:p>
     <w:p>
       <w:pPr>
@@ -22010,13 +22032,8 @@
         <w:jc w:val="both"/>
       </w:pPr>
       <w:r>
-        <w:t xml:space="preserve">un layer de </w:t>
-      </w:r>
-      <w:proofErr w:type="gramStart"/>
-      <w:r>
-        <w:t>Embedding;</w:t>
-      </w:r>
-      <w:proofErr w:type="gramEnd"/>
+        <w:t>un layer de Embedding;</w:t>
+      </w:r>
     </w:p>
     <w:p>
       <w:pPr>
@@ -22037,13 +22054,8 @@
       </w:r>
       <w:proofErr w:type="spellEnd"/>
       <w:r>
-        <w:t xml:space="preserve"> Bidirectional </w:t>
-      </w:r>
-      <w:proofErr w:type="gramStart"/>
-      <w:r>
-        <w:t>LSTM;</w:t>
-      </w:r>
-      <w:proofErr w:type="gramEnd"/>
+        <w:t xml:space="preserve"> Bidirectional LSTM;</w:t>
+      </w:r>
     </w:p>
     <w:p>
       <w:pPr>
@@ -22064,13 +22076,8 @@
       </w:r>
       <w:proofErr w:type="spellEnd"/>
       <w:r>
-        <w:t xml:space="preserve"> </w:t>
-      </w:r>
-      <w:proofErr w:type="gramStart"/>
-      <w:r>
-        <w:t>Dropout;</w:t>
-      </w:r>
-      <w:proofErr w:type="gramEnd"/>
+        <w:t xml:space="preserve"> Dropout;</w:t>
+      </w:r>
     </w:p>
     <w:p>
       <w:pPr>
@@ -22116,6 +22123,238 @@
         </w:rPr>
         <w:t xml:space="preserve">4.2.6 </w:t>
       </w:r>
+      <w:r>
+        <w:rPr>
+          <w:rFonts w:eastAsia="Times New Roman"/>
+        </w:rPr>
+        <w:t xml:space="preserve">LSTM + </w:t>
+      </w:r>
+      <w:proofErr w:type="spellStart"/>
+      <w:r>
+        <w:rPr>
+          <w:rFonts w:eastAsia="Times New Roman"/>
+        </w:rPr>
+        <w:t>GloVe</w:t>
+      </w:r>
+      <w:proofErr w:type="spellEnd"/>
+    </w:p>
+    <w:p>
+      <w:pPr>
+        <w:ind w:firstLine="810"/>
+      </w:pPr>
+      <w:r>
+        <w:t>A</w:t>
+      </w:r>
+      <w:r>
+        <w:t xml:space="preserve">m </w:t>
+      </w:r>
+      <w:proofErr w:type="spellStart"/>
+      <w:r>
+        <w:t>integrat</w:t>
+      </w:r>
+      <w:proofErr w:type="spellEnd"/>
+      <w:r>
+        <w:t xml:space="preserve"> embedding-</w:t>
+      </w:r>
+      <w:proofErr w:type="spellStart"/>
+      <w:r>
+        <w:t>uri</w:t>
+      </w:r>
+      <w:proofErr w:type="spellEnd"/>
+      <w:r>
+        <w:t xml:space="preserve"> pre-</w:t>
+      </w:r>
+      <w:proofErr w:type="spellStart"/>
+      <w:r>
+        <w:t>antrenate</w:t>
+      </w:r>
+      <w:proofErr w:type="spellEnd"/>
+      <w:r>
+        <w:t xml:space="preserve"> </w:t>
+      </w:r>
+      <w:proofErr w:type="spellStart"/>
+      <w:r>
+        <w:t>GloVe</w:t>
+      </w:r>
+      <w:proofErr w:type="spellEnd"/>
+      <w:r>
+        <w:t xml:space="preserve"> </w:t>
+      </w:r>
+      <w:proofErr w:type="spellStart"/>
+      <w:r>
+        <w:t>pentru</w:t>
+      </w:r>
+      <w:proofErr w:type="spellEnd"/>
+      <w:r>
+        <w:t xml:space="preserve"> </w:t>
+      </w:r>
+      <w:proofErr w:type="spellStart"/>
+      <w:r>
+        <w:t>modelul</w:t>
+      </w:r>
+      <w:proofErr w:type="spellEnd"/>
+      <w:r>
+        <w:t xml:space="preserve"> LSTM.</w:t>
+      </w:r>
+      <w:r>
+        <w:t xml:space="preserve"> </w:t>
+      </w:r>
+      <w:proofErr w:type="spellStart"/>
+      <w:r>
+        <w:t>Scopul</w:t>
+      </w:r>
+      <w:proofErr w:type="spellEnd"/>
+      <w:r>
+        <w:t xml:space="preserve"> a </w:t>
+      </w:r>
+      <w:proofErr w:type="spellStart"/>
+      <w:r>
+        <w:t>fost</w:t>
+      </w:r>
+      <w:proofErr w:type="spellEnd"/>
+      <w:r>
+        <w:t xml:space="preserve"> </w:t>
+      </w:r>
+      <w:proofErr w:type="spellStart"/>
+      <w:r>
+        <w:t>să</w:t>
+      </w:r>
+      <w:proofErr w:type="spellEnd"/>
+      <w:r>
+        <w:t xml:space="preserve"> </w:t>
+      </w:r>
+      <w:proofErr w:type="spellStart"/>
+      <w:r>
+        <w:t>evaluez</w:t>
+      </w:r>
+      <w:proofErr w:type="spellEnd"/>
+      <w:r>
+        <w:t xml:space="preserve"> </w:t>
+      </w:r>
+      <w:proofErr w:type="spellStart"/>
+      <w:r>
+        <w:t>impactul</w:t>
+      </w:r>
+      <w:proofErr w:type="spellEnd"/>
+      <w:r>
+        <w:t xml:space="preserve"> </w:t>
+      </w:r>
+      <w:proofErr w:type="spellStart"/>
+      <w:r>
+        <w:t>informației</w:t>
+      </w:r>
+      <w:proofErr w:type="spellEnd"/>
+      <w:r>
+        <w:t xml:space="preserve"> </w:t>
+      </w:r>
+      <w:proofErr w:type="spellStart"/>
+      <w:r>
+        <w:t>semantice</w:t>
+      </w:r>
+      <w:proofErr w:type="spellEnd"/>
+      <w:r>
+        <w:t xml:space="preserve"> externe </w:t>
+      </w:r>
+      <w:proofErr w:type="spellStart"/>
+      <w:r>
+        <w:t>asupra</w:t>
+      </w:r>
+      <w:proofErr w:type="spellEnd"/>
+      <w:r>
+        <w:t xml:space="preserve"> </w:t>
+      </w:r>
+      <w:proofErr w:type="spellStart"/>
+      <w:r>
+        <w:t>performanței</w:t>
+      </w:r>
+      <w:proofErr w:type="spellEnd"/>
+      <w:r>
+        <w:t xml:space="preserve"> </w:t>
+      </w:r>
+      <w:proofErr w:type="spellStart"/>
+      <w:r>
+        <w:t>modelului</w:t>
+      </w:r>
+      <w:proofErr w:type="spellEnd"/>
+      <w:r>
+        <w:t>.</w:t>
+      </w:r>
+      <w:r>
+        <w:t xml:space="preserve"> </w:t>
+      </w:r>
+    </w:p>
+    <w:p>
+      <w:pPr>
+        <w:ind w:firstLine="810"/>
+      </w:pPr>
+      <w:proofErr w:type="spellStart"/>
+      <w:r>
+        <w:t>Rezultatele</w:t>
+      </w:r>
+      <w:proofErr w:type="spellEnd"/>
+      <w:r>
+        <w:t xml:space="preserve"> </w:t>
+      </w:r>
+      <w:r>
+        <w:t xml:space="preserve">nu </w:t>
+      </w:r>
+      <w:r>
+        <w:t xml:space="preserve">au </w:t>
+      </w:r>
+      <w:proofErr w:type="spellStart"/>
+      <w:r>
+        <w:t>arătat</w:t>
+      </w:r>
+      <w:proofErr w:type="spellEnd"/>
+      <w:r>
+        <w:t xml:space="preserve"> o </w:t>
+      </w:r>
+      <w:proofErr w:type="spellStart"/>
+      <w:r>
+        <w:t>ușoară</w:t>
+      </w:r>
+      <w:proofErr w:type="spellEnd"/>
+      <w:r>
+        <w:t xml:space="preserve"> </w:t>
+      </w:r>
+      <w:proofErr w:type="spellStart"/>
+      <w:r>
+        <w:t>îmbunătățire</w:t>
+      </w:r>
+      <w:proofErr w:type="spellEnd"/>
+      <w:r>
+        <w:t xml:space="preserve"> </w:t>
+      </w:r>
+      <w:proofErr w:type="spellStart"/>
+      <w:r>
+        <w:t>față</w:t>
+      </w:r>
+      <w:proofErr w:type="spellEnd"/>
+      <w:r>
+        <w:t xml:space="preserve"> de embedding-urile </w:t>
+      </w:r>
+      <w:proofErr w:type="spellStart"/>
+      <w:r>
+        <w:t>antrenate</w:t>
+      </w:r>
+      <w:proofErr w:type="spellEnd"/>
+      <w:r>
+        <w:t xml:space="preserve"> de la zero.</w:t>
+      </w:r>
+    </w:p>
+    <w:p>
+      <w:pPr>
+        <w:pStyle w:val="Titlu3"/>
+        <w:rPr>
+          <w:rFonts w:eastAsia="Times New Roman"/>
+        </w:rPr>
+      </w:pPr>
+      <w:r>
+        <w:rPr>
+          <w:rFonts w:eastAsia="Times New Roman"/>
+        </w:rPr>
+        <w:t xml:space="preserve">4.2.7 </w:t>
+      </w:r>
       <w:proofErr w:type="spellStart"/>
       <w:r>
         <w:rPr>
@@ -22414,6 +22653,7 @@
         <w:jc w:val="both"/>
       </w:pPr>
       <w:r>
+        <w:lastRenderedPageBreak/>
         <w:t xml:space="preserve">Prin </w:t>
       </w:r>
       <w:proofErr w:type="spellStart"/>
@@ -22841,7 +23081,6 @@
         <w:rPr>
           <w:rFonts w:eastAsia="Times New Roman"/>
         </w:rPr>
-        <w:lastRenderedPageBreak/>
         <w:t xml:space="preserve">4.3.1 </w:t>
       </w:r>
       <w:proofErr w:type="spellStart"/>
@@ -23002,7 +23241,6 @@
         <w:t xml:space="preserve"> </w:t>
       </w:r>
       <w:proofErr w:type="spellStart"/>
-      <w:proofErr w:type="gramStart"/>
       <w:r>
         <w:t>modelului</w:t>
       </w:r>
@@ -23010,7 +23248,6 @@
       <w:r>
         <w:t>;</w:t>
       </w:r>
-      <w:proofErr w:type="gramEnd"/>
     </w:p>
     <w:p>
       <w:pPr>
@@ -23097,7 +23334,6 @@
         <w:t xml:space="preserve"> </w:t>
       </w:r>
       <w:proofErr w:type="spellStart"/>
-      <w:proofErr w:type="gramStart"/>
       <w:r>
         <w:t>antrenării</w:t>
       </w:r>
@@ -23105,7 +23341,6 @@
       <w:r>
         <w:t>;</w:t>
       </w:r>
-      <w:proofErr w:type="gramEnd"/>
     </w:p>
     <w:p>
       <w:pPr>
@@ -23354,241 +23589,155 @@
     </w:p>
     <w:p>
       <w:pPr>
-        <w:pStyle w:val="Titlu3"/>
-        <w:rPr>
-          <w:rFonts w:eastAsia="Times New Roman"/>
-        </w:rPr>
-      </w:pPr>
-      <w:bookmarkStart w:id="28" w:name="_Toc217307300"/>
-      <w:r>
-        <w:rPr>
-          <w:rFonts w:eastAsia="Times New Roman"/>
-        </w:rPr>
-        <w:t xml:space="preserve">4.3.2 </w:t>
-      </w:r>
-      <w:proofErr w:type="spellStart"/>
-      <w:r>
-        <w:rPr>
-          <w:rFonts w:eastAsia="Times New Roman"/>
-        </w:rPr>
-        <w:t>Funcția</w:t>
-      </w:r>
-      <w:proofErr w:type="spellEnd"/>
-      <w:r>
-        <w:rPr>
-          <w:rFonts w:eastAsia="Times New Roman"/>
-        </w:rPr>
-        <w:t xml:space="preserve"> de </w:t>
-      </w:r>
-      <w:proofErr w:type="spellStart"/>
-      <w:r>
-        <w:rPr>
-          <w:rFonts w:eastAsia="Times New Roman"/>
-        </w:rPr>
-        <w:t>pierdere</w:t>
-      </w:r>
-      <w:proofErr w:type="spellEnd"/>
-      <w:r>
-        <w:rPr>
-          <w:rFonts w:eastAsia="Times New Roman"/>
-        </w:rPr>
-        <w:t xml:space="preserve"> (Loss Function)</w:t>
-      </w:r>
-      <w:bookmarkEnd w:id="28"/>
-    </w:p>
-    <w:p>
-      <w:pPr>
         <w:pStyle w:val="NormalWeb"/>
         <w:spacing w:line="276" w:lineRule="auto"/>
         <w:ind w:firstLine="720"/>
         <w:jc w:val="both"/>
       </w:pPr>
-      <w:proofErr w:type="spellStart"/>
-      <w:r>
-        <w:t>Având</w:t>
-      </w:r>
-      <w:proofErr w:type="spellEnd"/>
-      <w:r>
-        <w:t xml:space="preserve"> </w:t>
-      </w:r>
-      <w:proofErr w:type="spellStart"/>
-      <w:r>
-        <w:t>în</w:t>
-      </w:r>
-      <w:proofErr w:type="spellEnd"/>
-      <w:r>
-        <w:t xml:space="preserve"> </w:t>
-      </w:r>
-      <w:proofErr w:type="spellStart"/>
-      <w:r>
-        <w:t>vedere</w:t>
-      </w:r>
-      <w:proofErr w:type="spellEnd"/>
-      <w:r>
-        <w:t xml:space="preserve"> natura </w:t>
-      </w:r>
-      <w:proofErr w:type="spellStart"/>
-      <w:r>
-        <w:t>problemei</w:t>
-      </w:r>
-      <w:proofErr w:type="spellEnd"/>
-      <w:r>
-        <w:t xml:space="preserve"> – </w:t>
-      </w:r>
-      <w:proofErr w:type="spellStart"/>
-      <w:r>
-        <w:t>clasificare</w:t>
-      </w:r>
-      <w:proofErr w:type="spellEnd"/>
-      <w:r>
-        <w:t xml:space="preserve"> </w:t>
-      </w:r>
-      <w:proofErr w:type="spellStart"/>
-      <w:r>
-        <w:t>binară</w:t>
-      </w:r>
-      <w:proofErr w:type="spellEnd"/>
-      <w:r>
-        <w:t xml:space="preserve"> – </w:t>
-      </w:r>
-      <w:proofErr w:type="spellStart"/>
-      <w:r>
-        <w:t>funcția</w:t>
+      <w:r>
+        <w:t xml:space="preserve">Am </w:t>
+      </w:r>
+      <w:proofErr w:type="spellStart"/>
+      <w:r>
+        <w:t>folosit</w:t>
+      </w:r>
+      <w:proofErr w:type="spellEnd"/>
+      <w:r>
+        <w:t xml:space="preserve"> un dataset </w:t>
+      </w:r>
+      <w:proofErr w:type="spellStart"/>
+      <w:r>
+        <w:t>GloVe</w:t>
+      </w:r>
+      <w:proofErr w:type="spellEnd"/>
+      <w:r>
+        <w:t xml:space="preserve"> pre-</w:t>
+      </w:r>
+      <w:proofErr w:type="spellStart"/>
+      <w:r>
+        <w:t>antrenat</w:t>
+      </w:r>
+      <w:proofErr w:type="spellEnd"/>
+      <w:r>
+        <w:t xml:space="preserve"> de pe Kaggle, care </w:t>
+      </w:r>
+      <w:proofErr w:type="spellStart"/>
+      <w:r>
+        <w:t>oferă</w:t>
+      </w:r>
+      <w:proofErr w:type="spellEnd"/>
+      <w:r>
+        <w:t xml:space="preserve"> </w:t>
+      </w:r>
+      <w:proofErr w:type="spellStart"/>
+      <w:r>
+        <w:t>vectori</w:t>
       </w:r>
       <w:proofErr w:type="spellEnd"/>
       <w:r>
         <w:t xml:space="preserve"> de </w:t>
       </w:r>
-      <w:proofErr w:type="spellStart"/>
-      <w:r>
+      <w:r>
+        <w:t>3</w:t>
+      </w:r>
+      <w:r>
+        <w:t xml:space="preserve">00 de </w:t>
+      </w:r>
+      <w:proofErr w:type="spellStart"/>
+      <w:r>
+        <w:t>dimensiuni</w:t>
+      </w:r>
+      <w:proofErr w:type="spellEnd"/>
+      <w:r>
+        <w:t xml:space="preserve"> </w:t>
+      </w:r>
+      <w:proofErr w:type="spellStart"/>
+      <w:r>
+        <w:t>antrenați</w:t>
+      </w:r>
+      <w:proofErr w:type="spellEnd"/>
+      <w:r>
+        <w:t xml:space="preserve"> pe un corpus mare (Wikipedia + </w:t>
+      </w:r>
+      <w:proofErr w:type="spellStart"/>
+      <w:r>
+        <w:t>Gigaword</w:t>
+      </w:r>
+      <w:proofErr w:type="spellEnd"/>
+      <w:r>
+        <w:t xml:space="preserve"> 5)</w:t>
+      </w:r>
+      <w:r>
+        <w:t xml:space="preserve"> </w:t>
+      </w:r>
+      <w:proofErr w:type="spellStart"/>
+      <w:r>
+        <w:t>pentru</w:t>
+      </w:r>
+      <w:proofErr w:type="spellEnd"/>
+      <w:r>
+        <w:t xml:space="preserve"> </w:t>
+      </w:r>
+      <w:proofErr w:type="spellStart"/>
+      <w:r>
+        <w:t>modelul</w:t>
+      </w:r>
+      <w:proofErr w:type="spellEnd"/>
+      <w:r>
+        <w:t xml:space="preserve"> </w:t>
+      </w:r>
+      <w:proofErr w:type="spellStart"/>
+      <w:r>
+        <w:t>LSTM+GloVe</w:t>
+      </w:r>
+      <w:proofErr w:type="spellEnd"/>
+      <w:r>
+        <w:t>.</w:t>
+      </w:r>
+    </w:p>
+    <w:p>
+      <w:pPr>
+        <w:pStyle w:val="Titlu3"/>
+        <w:rPr>
+          <w:rFonts w:eastAsia="Times New Roman"/>
+        </w:rPr>
+      </w:pPr>
+      <w:bookmarkStart w:id="28" w:name="_Toc217307300"/>
+      <w:r>
+        <w:rPr>
+          <w:rFonts w:eastAsia="Times New Roman"/>
+        </w:rPr>
+        <w:t xml:space="preserve">4.3.2 </w:t>
+      </w:r>
+      <w:proofErr w:type="spellStart"/>
+      <w:r>
+        <w:rPr>
+          <w:rFonts w:eastAsia="Times New Roman"/>
+        </w:rPr>
+        <w:t>Funcția</w:t>
+      </w:r>
+      <w:proofErr w:type="spellEnd"/>
+      <w:r>
+        <w:rPr>
+          <w:rFonts w:eastAsia="Times New Roman"/>
+        </w:rPr>
+        <w:t xml:space="preserve"> de </w:t>
+      </w:r>
+      <w:proofErr w:type="spellStart"/>
+      <w:r>
+        <w:rPr>
+          <w:rFonts w:eastAsia="Times New Roman"/>
+        </w:rPr>
         <w:t>pierdere</w:t>
       </w:r>
       <w:proofErr w:type="spellEnd"/>
       <w:r>
-        <w:t xml:space="preserve"> </w:t>
-      </w:r>
-      <w:proofErr w:type="spellStart"/>
-      <w:r>
-        <w:t>utilizată</w:t>
-      </w:r>
-      <w:proofErr w:type="spellEnd"/>
-      <w:r>
-        <w:t xml:space="preserve"> </w:t>
-      </w:r>
-      <w:proofErr w:type="spellStart"/>
-      <w:r>
-        <w:t>este</w:t>
-      </w:r>
-      <w:proofErr w:type="spellEnd"/>
-      <w:r>
-        <w:t xml:space="preserve"> </w:t>
-      </w:r>
-      <w:r>
-        <w:rPr>
-          <w:b/>
-          <w:bCs/>
-        </w:rPr>
-        <w:t>Binary Cross-Entropy</w:t>
-      </w:r>
-      <w:r>
-        <w:t xml:space="preserve">. </w:t>
-      </w:r>
-      <w:proofErr w:type="spellStart"/>
-      <w:r>
-        <w:t>Aceasta</w:t>
-      </w:r>
-      <w:proofErr w:type="spellEnd"/>
-      <w:r>
-        <w:t xml:space="preserve"> </w:t>
-      </w:r>
-      <w:proofErr w:type="spellStart"/>
-      <w:r>
-        <w:t>măsoară</w:t>
-      </w:r>
-      <w:proofErr w:type="spellEnd"/>
-      <w:r>
-        <w:t xml:space="preserve"> </w:t>
-      </w:r>
-      <w:proofErr w:type="spellStart"/>
-      <w:r>
-        <w:t>diferența</w:t>
-      </w:r>
-      <w:proofErr w:type="spellEnd"/>
-      <w:r>
-        <w:t xml:space="preserve"> </w:t>
-      </w:r>
-      <w:proofErr w:type="spellStart"/>
-      <w:r>
-        <w:t>dintre</w:t>
-      </w:r>
-      <w:proofErr w:type="spellEnd"/>
-      <w:r>
-        <w:t xml:space="preserve"> </w:t>
-      </w:r>
-      <w:proofErr w:type="spellStart"/>
-      <w:r>
-        <w:t>probabilitățile</w:t>
-      </w:r>
-      <w:proofErr w:type="spellEnd"/>
-      <w:r>
-        <w:t xml:space="preserve"> </w:t>
-      </w:r>
-      <w:proofErr w:type="spellStart"/>
-      <w:r>
-        <w:t>prezise</w:t>
-      </w:r>
-      <w:proofErr w:type="spellEnd"/>
-      <w:r>
-        <w:t xml:space="preserve"> de model </w:t>
-      </w:r>
-      <w:proofErr w:type="spellStart"/>
-      <w:r>
-        <w:t>și</w:t>
-      </w:r>
-      <w:proofErr w:type="spellEnd"/>
-      <w:r>
-        <w:t xml:space="preserve"> </w:t>
-      </w:r>
-      <w:proofErr w:type="spellStart"/>
-      <w:r>
-        <w:t>etichetele</w:t>
-      </w:r>
-      <w:proofErr w:type="spellEnd"/>
-      <w:r>
-        <w:t xml:space="preserve"> </w:t>
-      </w:r>
-      <w:proofErr w:type="spellStart"/>
-      <w:r>
-        <w:t>reale</w:t>
-      </w:r>
-      <w:proofErr w:type="spellEnd"/>
-      <w:r>
-        <w:t xml:space="preserve">, </w:t>
-      </w:r>
-      <w:proofErr w:type="spellStart"/>
-      <w:r>
-        <w:t>penalizând</w:t>
-      </w:r>
-      <w:proofErr w:type="spellEnd"/>
-      <w:r>
-        <w:t xml:space="preserve"> sever </w:t>
-      </w:r>
-      <w:proofErr w:type="spellStart"/>
-      <w:r>
-        <w:t>predicțiile</w:t>
-      </w:r>
-      <w:proofErr w:type="spellEnd"/>
-      <w:r>
-        <w:t xml:space="preserve"> </w:t>
-      </w:r>
-      <w:proofErr w:type="spellStart"/>
-      <w:r>
-        <w:t>greșite</w:t>
-      </w:r>
-      <w:proofErr w:type="spellEnd"/>
-      <w:r>
-        <w:t>.</w:t>
-      </w:r>
+        <w:rPr>
+          <w:rFonts w:eastAsia="Times New Roman"/>
+        </w:rPr>
+        <w:t xml:space="preserve"> (Loss Function)</w:t>
+      </w:r>
+      <w:bookmarkEnd w:id="28"/>
     </w:p>
     <w:p>
       <w:pPr>
@@ -23599,23 +23748,71 @@
       </w:pPr>
       <w:proofErr w:type="spellStart"/>
       <w:r>
-        <w:t>Utilizarea</w:t>
-      </w:r>
-      <w:proofErr w:type="spellEnd"/>
-      <w:r>
-        <w:t xml:space="preserve"> </w:t>
-      </w:r>
-      <w:proofErr w:type="spellStart"/>
-      <w:r>
-        <w:t>acestei</w:t>
-      </w:r>
-      <w:proofErr w:type="spellEnd"/>
-      <w:r>
-        <w:t xml:space="preserve"> </w:t>
-      </w:r>
-      <w:proofErr w:type="spellStart"/>
-      <w:r>
-        <w:t>funcții</w:t>
+        <w:t>Având</w:t>
+      </w:r>
+      <w:proofErr w:type="spellEnd"/>
+      <w:r>
+        <w:t xml:space="preserve"> </w:t>
+      </w:r>
+      <w:proofErr w:type="spellStart"/>
+      <w:r>
+        <w:t>în</w:t>
+      </w:r>
+      <w:proofErr w:type="spellEnd"/>
+      <w:r>
+        <w:t xml:space="preserve"> </w:t>
+      </w:r>
+      <w:proofErr w:type="spellStart"/>
+      <w:r>
+        <w:t>vedere</w:t>
+      </w:r>
+      <w:proofErr w:type="spellEnd"/>
+      <w:r>
+        <w:t xml:space="preserve"> natura </w:t>
+      </w:r>
+      <w:proofErr w:type="spellStart"/>
+      <w:r>
+        <w:t>problemei</w:t>
+      </w:r>
+      <w:proofErr w:type="spellEnd"/>
+      <w:r>
+        <w:t xml:space="preserve"> – </w:t>
+      </w:r>
+      <w:proofErr w:type="spellStart"/>
+      <w:r>
+        <w:t>clasificare</w:t>
+      </w:r>
+      <w:proofErr w:type="spellEnd"/>
+      <w:r>
+        <w:t xml:space="preserve"> </w:t>
+      </w:r>
+      <w:proofErr w:type="spellStart"/>
+      <w:r>
+        <w:t>binară</w:t>
+      </w:r>
+      <w:proofErr w:type="spellEnd"/>
+      <w:r>
+        <w:t xml:space="preserve"> – </w:t>
+      </w:r>
+      <w:proofErr w:type="spellStart"/>
+      <w:r>
+        <w:t>funcția</w:t>
+      </w:r>
+      <w:proofErr w:type="spellEnd"/>
+      <w:r>
+        <w:t xml:space="preserve"> de </w:t>
+      </w:r>
+      <w:proofErr w:type="spellStart"/>
+      <w:r>
+        <w:t>pierdere</w:t>
+      </w:r>
+      <w:proofErr w:type="spellEnd"/>
+      <w:r>
+        <w:t xml:space="preserve"> </w:t>
+      </w:r>
+      <w:proofErr w:type="spellStart"/>
+      <w:r>
+        <w:t>utilizată</w:t>
       </w:r>
       <w:proofErr w:type="spellEnd"/>
       <w:r>
@@ -23627,31 +23824,65 @@
       </w:r>
       <w:proofErr w:type="spellEnd"/>
       <w:r>
-        <w:t xml:space="preserve"> standard </w:t>
-      </w:r>
-      <w:proofErr w:type="spellStart"/>
-      <w:r>
-        <w:t>în</w:t>
-      </w:r>
-      <w:proofErr w:type="spellEnd"/>
-      <w:r>
-        <w:t xml:space="preserve"> </w:t>
-      </w:r>
-      <w:proofErr w:type="spellStart"/>
-      <w:r>
-        <w:t>analiza</w:t>
-      </w:r>
-      <w:proofErr w:type="spellEnd"/>
-      <w:r>
-        <w:t xml:space="preserve"> </w:t>
-      </w:r>
-      <w:proofErr w:type="spellStart"/>
-      <w:r>
-        <w:t>sentimentelor</w:t>
-      </w:r>
-      <w:proofErr w:type="spellEnd"/>
-      <w:r>
-        <w:t xml:space="preserve"> </w:t>
+        <w:t xml:space="preserve"> </w:t>
+      </w:r>
+      <w:r>
+        <w:rPr>
+          <w:b/>
+          <w:bCs/>
+        </w:rPr>
+        <w:t>Binary Cross-Entropy</w:t>
+      </w:r>
+      <w:r>
+        <w:t xml:space="preserve">. </w:t>
+      </w:r>
+      <w:proofErr w:type="spellStart"/>
+      <w:r>
+        <w:t>Aceasta</w:t>
+      </w:r>
+      <w:proofErr w:type="spellEnd"/>
+      <w:r>
+        <w:t xml:space="preserve"> </w:t>
+      </w:r>
+      <w:proofErr w:type="spellStart"/>
+      <w:r>
+        <w:t>măsoară</w:t>
+      </w:r>
+      <w:proofErr w:type="spellEnd"/>
+      <w:r>
+        <w:t xml:space="preserve"> </w:t>
+      </w:r>
+      <w:proofErr w:type="spellStart"/>
+      <w:r>
+        <w:t>diferența</w:t>
+      </w:r>
+      <w:proofErr w:type="spellEnd"/>
+      <w:r>
+        <w:t xml:space="preserve"> </w:t>
+      </w:r>
+      <w:proofErr w:type="spellStart"/>
+      <w:r>
+        <w:t>dintre</w:t>
+      </w:r>
+      <w:proofErr w:type="spellEnd"/>
+      <w:r>
+        <w:t xml:space="preserve"> </w:t>
+      </w:r>
+      <w:proofErr w:type="spellStart"/>
+      <w:r>
+        <w:t>probabilitățile</w:t>
+      </w:r>
+      <w:proofErr w:type="spellEnd"/>
+      <w:r>
+        <w:t xml:space="preserve"> </w:t>
+      </w:r>
+      <w:proofErr w:type="spellStart"/>
+      <w:r>
+        <w:t>prezise</w:t>
+      </w:r>
+      <w:proofErr w:type="spellEnd"/>
+      <w:r>
+        <w:t xml:space="preserve"> de model </w:t>
       </w:r>
       <w:proofErr w:type="spellStart"/>
       <w:r>
@@ -23663,76 +23894,44 @@
       </w:r>
       <w:proofErr w:type="spellStart"/>
       <w:r>
-        <w:t>oferă</w:t>
-      </w:r>
-      <w:proofErr w:type="spellEnd"/>
-      <w:r>
-        <w:t xml:space="preserve"> </w:t>
-      </w:r>
-      <w:proofErr w:type="spellStart"/>
-      <w:r>
-        <w:t>stabilitate</w:t>
-      </w:r>
-      <w:proofErr w:type="spellEnd"/>
-      <w:r>
-        <w:t xml:space="preserve"> </w:t>
-      </w:r>
-      <w:proofErr w:type="spellStart"/>
-      <w:r>
-        <w:t>numerică</w:t>
-      </w:r>
-      <w:proofErr w:type="spellEnd"/>
-      <w:r>
-        <w:t xml:space="preserve"> </w:t>
-      </w:r>
-      <w:proofErr w:type="spellStart"/>
-      <w:r>
-        <w:t>în</w:t>
-      </w:r>
-      <w:proofErr w:type="spellEnd"/>
-      <w:r>
-        <w:t xml:space="preserve"> </w:t>
-      </w:r>
-      <w:proofErr w:type="spellStart"/>
-      <w:r>
-        <w:t>timpul</w:t>
-      </w:r>
-      <w:proofErr w:type="spellEnd"/>
-      <w:r>
-        <w:t xml:space="preserve"> </w:t>
-      </w:r>
-      <w:proofErr w:type="spellStart"/>
-      <w:r>
-        <w:t>antrenării</w:t>
+        <w:t>etichetele</w:t>
+      </w:r>
+      <w:proofErr w:type="spellEnd"/>
+      <w:r>
+        <w:t xml:space="preserve"> </w:t>
+      </w:r>
+      <w:proofErr w:type="spellStart"/>
+      <w:r>
+        <w:t>reale</w:t>
+      </w:r>
+      <w:proofErr w:type="spellEnd"/>
+      <w:r>
+        <w:t xml:space="preserve">, </w:t>
+      </w:r>
+      <w:proofErr w:type="spellStart"/>
+      <w:r>
+        <w:t>penalizând</w:t>
+      </w:r>
+      <w:proofErr w:type="spellEnd"/>
+      <w:r>
+        <w:t xml:space="preserve"> sever </w:t>
+      </w:r>
+      <w:proofErr w:type="spellStart"/>
+      <w:r>
+        <w:t>predicțiile</w:t>
+      </w:r>
+      <w:proofErr w:type="spellEnd"/>
+      <w:r>
+        <w:t xml:space="preserve"> </w:t>
+      </w:r>
+      <w:proofErr w:type="spellStart"/>
+      <w:r>
+        <w:t>greșite</w:t>
       </w:r>
       <w:proofErr w:type="spellEnd"/>
       <w:r>
         <w:t>.</w:t>
       </w:r>
-    </w:p>
-    <w:p>
-      <w:pPr>
-        <w:pStyle w:val="Titlu3"/>
-        <w:rPr>
-          <w:rFonts w:eastAsia="Times New Roman"/>
-        </w:rPr>
-      </w:pPr>
-      <w:bookmarkStart w:id="29" w:name="_Toc217307301"/>
-      <w:r>
-        <w:rPr>
-          <w:rFonts w:eastAsia="Times New Roman"/>
-        </w:rPr>
-        <w:t xml:space="preserve">4.3.3 </w:t>
-      </w:r>
-      <w:proofErr w:type="spellStart"/>
-      <w:r>
-        <w:rPr>
-          <w:rFonts w:eastAsia="Times New Roman"/>
-        </w:rPr>
-        <w:t>Optimizatorul</w:t>
-      </w:r>
-      <w:bookmarkEnd w:id="29"/>
-      <w:proofErr w:type="spellEnd"/>
     </w:p>
     <w:p>
       <w:pPr>
@@ -23743,85 +23942,59 @@
       </w:pPr>
       <w:proofErr w:type="spellStart"/>
       <w:r>
-        <w:t>Pentru</w:t>
-      </w:r>
-      <w:proofErr w:type="spellEnd"/>
-      <w:r>
-        <w:t xml:space="preserve"> </w:t>
-      </w:r>
-      <w:proofErr w:type="spellStart"/>
-      <w:r>
-        <w:t>optimizarea</w:t>
-      </w:r>
-      <w:proofErr w:type="spellEnd"/>
-      <w:r>
-        <w:t xml:space="preserve"> </w:t>
-      </w:r>
-      <w:proofErr w:type="spellStart"/>
-      <w:r>
-        <w:t>parametrilor</w:t>
-      </w:r>
-      <w:proofErr w:type="spellEnd"/>
-      <w:r>
-        <w:t xml:space="preserve"> </w:t>
-      </w:r>
-      <w:proofErr w:type="spellStart"/>
-      <w:r>
-        <w:t>rețelei</w:t>
-      </w:r>
-      <w:proofErr w:type="spellEnd"/>
-      <w:r>
-        <w:t xml:space="preserve"> a </w:t>
-      </w:r>
-      <w:proofErr w:type="spellStart"/>
-      <w:r>
-        <w:t>fost</w:t>
-      </w:r>
-      <w:proofErr w:type="spellEnd"/>
-      <w:r>
-        <w:t xml:space="preserve"> ales </w:t>
-      </w:r>
-      <w:proofErr w:type="spellStart"/>
-      <w:r>
-        <w:t>optimizatorul</w:t>
-      </w:r>
-      <w:proofErr w:type="spellEnd"/>
-      <w:r>
-        <w:t xml:space="preserve"> </w:t>
-      </w:r>
-      <w:r>
-        <w:rPr>
-          <w:b/>
-          <w:bCs/>
-        </w:rPr>
-        <w:t>Adam (Adaptive Moment Estimation)</w:t>
-      </w:r>
-      <w:r>
-        <w:t xml:space="preserve">. Adam </w:t>
-      </w:r>
-      <w:proofErr w:type="spellStart"/>
-      <w:r>
-        <w:t>combină</w:t>
-      </w:r>
-      <w:proofErr w:type="spellEnd"/>
-      <w:r>
-        <w:t xml:space="preserve"> </w:t>
-      </w:r>
-      <w:proofErr w:type="spellStart"/>
-      <w:r>
-        <w:t>avantajele</w:t>
-      </w:r>
-      <w:proofErr w:type="spellEnd"/>
-      <w:r>
-        <w:t xml:space="preserve"> </w:t>
-      </w:r>
-      <w:proofErr w:type="spellStart"/>
-      <w:r>
-        <w:t>metodelor</w:t>
-      </w:r>
-      <w:proofErr w:type="spellEnd"/>
-      <w:r>
-        <w:t xml:space="preserve"> Momentum </w:t>
+        <w:t>Utilizarea</w:t>
+      </w:r>
+      <w:proofErr w:type="spellEnd"/>
+      <w:r>
+        <w:t xml:space="preserve"> </w:t>
+      </w:r>
+      <w:proofErr w:type="spellStart"/>
+      <w:r>
+        <w:t>acestei</w:t>
+      </w:r>
+      <w:proofErr w:type="spellEnd"/>
+      <w:r>
+        <w:t xml:space="preserve"> </w:t>
+      </w:r>
+      <w:proofErr w:type="spellStart"/>
+      <w:r>
+        <w:t>funcții</w:t>
+      </w:r>
+      <w:proofErr w:type="spellEnd"/>
+      <w:r>
+        <w:t xml:space="preserve"> </w:t>
+      </w:r>
+      <w:proofErr w:type="spellStart"/>
+      <w:r>
+        <w:t>este</w:t>
+      </w:r>
+      <w:proofErr w:type="spellEnd"/>
+      <w:r>
+        <w:t xml:space="preserve"> standard </w:t>
+      </w:r>
+      <w:proofErr w:type="spellStart"/>
+      <w:r>
+        <w:t>în</w:t>
+      </w:r>
+      <w:proofErr w:type="spellEnd"/>
+      <w:r>
+        <w:t xml:space="preserve"> </w:t>
+      </w:r>
+      <w:proofErr w:type="spellStart"/>
+      <w:r>
+        <w:t>analiza</w:t>
+      </w:r>
+      <w:proofErr w:type="spellEnd"/>
+      <w:r>
+        <w:t xml:space="preserve"> </w:t>
+      </w:r>
+      <w:proofErr w:type="spellStart"/>
+      <w:r>
+        <w:t>sentimentelor</w:t>
+      </w:r>
+      <w:proofErr w:type="spellEnd"/>
+      <w:r>
+        <w:t xml:space="preserve"> </w:t>
       </w:r>
       <w:proofErr w:type="spellStart"/>
       <w:r>
@@ -23833,52 +24006,76 @@
       </w:r>
       <w:proofErr w:type="spellStart"/>
       <w:r>
-        <w:t>RMSProp</w:t>
-      </w:r>
-      <w:proofErr w:type="spellEnd"/>
-      <w:r>
-        <w:t xml:space="preserve">, </w:t>
-      </w:r>
-      <w:proofErr w:type="spellStart"/>
-      <w:r>
-        <w:t>adaptând</w:t>
-      </w:r>
-      <w:proofErr w:type="spellEnd"/>
-      <w:r>
-        <w:t xml:space="preserve"> automat rata de </w:t>
-      </w:r>
-      <w:proofErr w:type="spellStart"/>
-      <w:r>
-        <w:t>învățare</w:t>
-      </w:r>
-      <w:proofErr w:type="spellEnd"/>
-      <w:r>
-        <w:t xml:space="preserve"> </w:t>
-      </w:r>
-      <w:proofErr w:type="spellStart"/>
-      <w:r>
-        <w:t>pentru</w:t>
-      </w:r>
-      <w:proofErr w:type="spellEnd"/>
-      <w:r>
-        <w:t xml:space="preserve"> </w:t>
-      </w:r>
-      <w:proofErr w:type="spellStart"/>
-      <w:r>
-        <w:t>fiecare</w:t>
-      </w:r>
-      <w:proofErr w:type="spellEnd"/>
-      <w:r>
-        <w:t xml:space="preserve"> </w:t>
-      </w:r>
-      <w:proofErr w:type="spellStart"/>
-      <w:r>
-        <w:t>parametru</w:t>
+        <w:t>oferă</w:t>
+      </w:r>
+      <w:proofErr w:type="spellEnd"/>
+      <w:r>
+        <w:t xml:space="preserve"> </w:t>
+      </w:r>
+      <w:proofErr w:type="spellStart"/>
+      <w:r>
+        <w:t>stabilitate</w:t>
+      </w:r>
+      <w:proofErr w:type="spellEnd"/>
+      <w:r>
+        <w:t xml:space="preserve"> </w:t>
+      </w:r>
+      <w:proofErr w:type="spellStart"/>
+      <w:r>
+        <w:t>numerică</w:t>
+      </w:r>
+      <w:proofErr w:type="spellEnd"/>
+      <w:r>
+        <w:t xml:space="preserve"> </w:t>
+      </w:r>
+      <w:proofErr w:type="spellStart"/>
+      <w:r>
+        <w:t>în</w:t>
+      </w:r>
+      <w:proofErr w:type="spellEnd"/>
+      <w:r>
+        <w:t xml:space="preserve"> </w:t>
+      </w:r>
+      <w:proofErr w:type="spellStart"/>
+      <w:r>
+        <w:t>timpul</w:t>
+      </w:r>
+      <w:proofErr w:type="spellEnd"/>
+      <w:r>
+        <w:t xml:space="preserve"> </w:t>
+      </w:r>
+      <w:proofErr w:type="spellStart"/>
+      <w:r>
+        <w:t>antrenării</w:t>
       </w:r>
       <w:proofErr w:type="spellEnd"/>
       <w:r>
         <w:t>.</w:t>
       </w:r>
+    </w:p>
+    <w:p>
+      <w:pPr>
+        <w:pStyle w:val="Titlu3"/>
+        <w:rPr>
+          <w:rFonts w:eastAsia="Times New Roman"/>
+        </w:rPr>
+      </w:pPr>
+      <w:bookmarkStart w:id="29" w:name="_Toc217307301"/>
+      <w:r>
+        <w:rPr>
+          <w:rFonts w:eastAsia="Times New Roman"/>
+        </w:rPr>
+        <w:t xml:space="preserve">4.3.3 </w:t>
+      </w:r>
+      <w:proofErr w:type="spellStart"/>
+      <w:r>
+        <w:rPr>
+          <w:rFonts w:eastAsia="Times New Roman"/>
+        </w:rPr>
+        <w:t>Optimizatorul</w:t>
+      </w:r>
+      <w:bookmarkEnd w:id="29"/>
+      <w:proofErr w:type="spellEnd"/>
     </w:p>
     <w:p>
       <w:pPr>
@@ -23889,6 +24086,153 @@
       </w:pPr>
       <w:proofErr w:type="spellStart"/>
       <w:r>
+        <w:t>Pentru</w:t>
+      </w:r>
+      <w:proofErr w:type="spellEnd"/>
+      <w:r>
+        <w:t xml:space="preserve"> </w:t>
+      </w:r>
+      <w:proofErr w:type="spellStart"/>
+      <w:r>
+        <w:t>optimizarea</w:t>
+      </w:r>
+      <w:proofErr w:type="spellEnd"/>
+      <w:r>
+        <w:t xml:space="preserve"> </w:t>
+      </w:r>
+      <w:proofErr w:type="spellStart"/>
+      <w:r>
+        <w:t>parametrilor</w:t>
+      </w:r>
+      <w:proofErr w:type="spellEnd"/>
+      <w:r>
+        <w:t xml:space="preserve"> </w:t>
+      </w:r>
+      <w:proofErr w:type="spellStart"/>
+      <w:r>
+        <w:t>rețelei</w:t>
+      </w:r>
+      <w:proofErr w:type="spellEnd"/>
+      <w:r>
+        <w:t xml:space="preserve"> a </w:t>
+      </w:r>
+      <w:proofErr w:type="spellStart"/>
+      <w:r>
+        <w:t>fost</w:t>
+      </w:r>
+      <w:proofErr w:type="spellEnd"/>
+      <w:r>
+        <w:t xml:space="preserve"> ales </w:t>
+      </w:r>
+      <w:proofErr w:type="spellStart"/>
+      <w:r>
+        <w:t>optimizatorul</w:t>
+      </w:r>
+      <w:proofErr w:type="spellEnd"/>
+      <w:r>
+        <w:t xml:space="preserve"> </w:t>
+      </w:r>
+      <w:r>
+        <w:rPr>
+          <w:b/>
+          <w:bCs/>
+        </w:rPr>
+        <w:t>Adam (Adaptive Moment Estimation)</w:t>
+      </w:r>
+      <w:r>
+        <w:t xml:space="preserve">. Adam </w:t>
+      </w:r>
+      <w:proofErr w:type="spellStart"/>
+      <w:r>
+        <w:t>combină</w:t>
+      </w:r>
+      <w:proofErr w:type="spellEnd"/>
+      <w:r>
+        <w:t xml:space="preserve"> </w:t>
+      </w:r>
+      <w:proofErr w:type="spellStart"/>
+      <w:r>
+        <w:t>avantajele</w:t>
+      </w:r>
+      <w:proofErr w:type="spellEnd"/>
+      <w:r>
+        <w:t xml:space="preserve"> </w:t>
+      </w:r>
+      <w:proofErr w:type="spellStart"/>
+      <w:r>
+        <w:t>metodelor</w:t>
+      </w:r>
+      <w:proofErr w:type="spellEnd"/>
+      <w:r>
+        <w:t xml:space="preserve"> Momentum </w:t>
+      </w:r>
+      <w:proofErr w:type="spellStart"/>
+      <w:r>
+        <w:t>și</w:t>
+      </w:r>
+      <w:proofErr w:type="spellEnd"/>
+      <w:r>
+        <w:t xml:space="preserve"> </w:t>
+      </w:r>
+      <w:proofErr w:type="spellStart"/>
+      <w:r>
+        <w:t>RMSProp</w:t>
+      </w:r>
+      <w:proofErr w:type="spellEnd"/>
+      <w:r>
+        <w:t xml:space="preserve">, </w:t>
+      </w:r>
+      <w:proofErr w:type="spellStart"/>
+      <w:r>
+        <w:t>adaptând</w:t>
+      </w:r>
+      <w:proofErr w:type="spellEnd"/>
+      <w:r>
+        <w:t xml:space="preserve"> automat rata de </w:t>
+      </w:r>
+      <w:proofErr w:type="spellStart"/>
+      <w:r>
+        <w:t>învățare</w:t>
+      </w:r>
+      <w:proofErr w:type="spellEnd"/>
+      <w:r>
+        <w:t xml:space="preserve"> </w:t>
+      </w:r>
+      <w:proofErr w:type="spellStart"/>
+      <w:r>
+        <w:t>pentru</w:t>
+      </w:r>
+      <w:proofErr w:type="spellEnd"/>
+      <w:r>
+        <w:t xml:space="preserve"> </w:t>
+      </w:r>
+      <w:proofErr w:type="spellStart"/>
+      <w:r>
+        <w:t>fiecare</w:t>
+      </w:r>
+      <w:proofErr w:type="spellEnd"/>
+      <w:r>
+        <w:t xml:space="preserve"> </w:t>
+      </w:r>
+      <w:proofErr w:type="spellStart"/>
+      <w:r>
+        <w:t>parametru</w:t>
+      </w:r>
+      <w:proofErr w:type="spellEnd"/>
+      <w:r>
+        <w:t>.</w:t>
+      </w:r>
+    </w:p>
+    <w:p>
+      <w:pPr>
+        <w:pStyle w:val="NormalWeb"/>
+        <w:spacing w:line="276" w:lineRule="auto"/>
+        <w:ind w:firstLine="720"/>
+        <w:jc w:val="both"/>
+      </w:pPr>
+      <w:proofErr w:type="spellStart"/>
+      <w:r>
+        <w:lastRenderedPageBreak/>
         <w:t>Principalele</w:t>
       </w:r>
       <w:proofErr w:type="spellEnd"/>
@@ -23923,7 +24267,6 @@
         <w:t xml:space="preserve"> </w:t>
       </w:r>
       <w:proofErr w:type="spellStart"/>
-      <w:proofErr w:type="gramStart"/>
       <w:r>
         <w:t>rapidă</w:t>
       </w:r>
@@ -23931,7 +24274,6 @@
       <w:r>
         <w:t>;</w:t>
       </w:r>
-      <w:proofErr w:type="gramEnd"/>
     </w:p>
     <w:p>
       <w:pPr>
@@ -23952,7 +24294,6 @@
         <w:t xml:space="preserve"> </w:t>
       </w:r>
       <w:proofErr w:type="spellStart"/>
-      <w:proofErr w:type="gramStart"/>
       <w:r>
         <w:t>crescută</w:t>
       </w:r>
@@ -23960,7 +24301,6 @@
       <w:r>
         <w:t>;</w:t>
       </w:r>
-      <w:proofErr w:type="gramEnd"/>
     </w:p>
     <w:p>
       <w:pPr>
@@ -24160,7 +24500,6 @@
         <w:t xml:space="preserve"> </w:t>
       </w:r>
       <w:proofErr w:type="spellStart"/>
-      <w:proofErr w:type="gramStart"/>
       <w:r>
         <w:t>viteză</w:t>
       </w:r>
@@ -24168,7 +24507,6 @@
       <w:r>
         <w:t>;</w:t>
       </w:r>
-      <w:proofErr w:type="gramEnd"/>
     </w:p>
     <w:p>
       <w:pPr>
@@ -24244,13 +24582,8 @@
       </w:r>
       <w:proofErr w:type="spellEnd"/>
       <w:r>
-        <w:t xml:space="preserve"> </w:t>
-      </w:r>
-      <w:proofErr w:type="gramStart"/>
-      <w:r>
-        <w:t>overfitting;</w:t>
-      </w:r>
-      <w:proofErr w:type="gramEnd"/>
+        <w:t xml:space="preserve"> overfitting;</w:t>
+      </w:r>
     </w:p>
     <w:p>
       <w:pPr>
@@ -24268,7 +24601,6 @@
           <w:b/>
           <w:bCs/>
         </w:rPr>
-        <w:lastRenderedPageBreak/>
         <w:t>dimensiunea</w:t>
       </w:r>
       <w:proofErr w:type="spellEnd"/>
@@ -24289,13 +24621,8 @@
       </w:r>
       <w:proofErr w:type="spellEnd"/>
       <w:r>
-        <w:t xml:space="preserve">: </w:t>
-      </w:r>
-      <w:proofErr w:type="gramStart"/>
-      <w:r>
-        <w:t>128;</w:t>
-      </w:r>
-      <w:proofErr w:type="gramEnd"/>
+        <w:t>: 128;</w:t>
+      </w:r>
     </w:p>
     <w:p>
       <w:pPr>
@@ -24937,7 +25264,6 @@
         <w:t xml:space="preserve"> </w:t>
       </w:r>
       <w:proofErr w:type="spellStart"/>
-      <w:proofErr w:type="gramStart"/>
       <w:r>
         <w:t>validare</w:t>
       </w:r>
@@ -24945,7 +25271,6 @@
       <w:r>
         <w:t>;</w:t>
       </w:r>
-      <w:proofErr w:type="gramEnd"/>
     </w:p>
     <w:p>
       <w:pPr>
@@ -25247,6 +25572,7 @@
         <w:rPr>
           <w:rFonts w:eastAsia="Times New Roman"/>
         </w:rPr>
+        <w:lastRenderedPageBreak/>
         <w:t>5. CAZURI ȘI DATE EXPERIMENTALE</w:t>
       </w:r>
       <w:bookmarkEnd w:id="33"/>
@@ -25546,13 +25872,8 @@
       </w:r>
       <w:proofErr w:type="spellEnd"/>
       <w:r>
-        <w:t xml:space="preserve"> </w:t>
-      </w:r>
-      <w:proofErr w:type="gramStart"/>
-      <w:r>
-        <w:t>evaluate;</w:t>
-      </w:r>
-      <w:proofErr w:type="gramEnd"/>
+        <w:t xml:space="preserve"> evaluate;</w:t>
+      </w:r>
     </w:p>
     <w:p>
       <w:pPr>
@@ -25623,7 +25944,6 @@
         <w:t xml:space="preserve"> </w:t>
       </w:r>
       <w:proofErr w:type="spellStart"/>
-      <w:proofErr w:type="gramStart"/>
       <w:r>
         <w:t>pozitive</w:t>
       </w:r>
@@ -25631,7 +25951,6 @@
       <w:r>
         <w:t>;</w:t>
       </w:r>
-      <w:proofErr w:type="gramEnd"/>
     </w:p>
     <w:p>
       <w:pPr>
@@ -25648,7 +25967,6 @@
           <w:b/>
           <w:bCs/>
         </w:rPr>
-        <w:lastRenderedPageBreak/>
         <w:t>Recall</w:t>
       </w:r>
       <w:r>
@@ -25719,7 +26037,6 @@
         <w:t xml:space="preserve"> </w:t>
       </w:r>
       <w:proofErr w:type="spellStart"/>
-      <w:proofErr w:type="gramStart"/>
       <w:r>
         <w:t>reale</w:t>
       </w:r>
@@ -25727,7 +26044,6 @@
       <w:r>
         <w:t>;</w:t>
       </w:r>
-      <w:proofErr w:type="gramEnd"/>
     </w:p>
     <w:p>
       <w:pPr>
@@ -25806,7 +26122,6 @@
         <w:t xml:space="preserve"> </w:t>
       </w:r>
       <w:proofErr w:type="spellStart"/>
-      <w:proofErr w:type="gramStart"/>
       <w:r>
         <w:t>globale</w:t>
       </w:r>
@@ -25814,7 +26129,6 @@
       <w:r>
         <w:t>;</w:t>
       </w:r>
-      <w:proofErr w:type="gramEnd"/>
     </w:p>
     <w:p>
       <w:pPr>
@@ -26252,15 +26566,7 @@
       </w:r>
       <w:proofErr w:type="spellEnd"/>
       <w:r>
-        <w:t xml:space="preserve"> </w:t>
-      </w:r>
-      <w:proofErr w:type="gramStart"/>
-      <w:r>
-        <w:t>a</w:t>
-      </w:r>
-      <w:proofErr w:type="gramEnd"/>
-      <w:r>
-        <w:t xml:space="preserve"> </w:t>
+        <w:t xml:space="preserve"> a </w:t>
       </w:r>
       <w:proofErr w:type="spellStart"/>
       <w:r>
@@ -26332,15 +26638,7 @@
       </w:r>
       <w:proofErr w:type="spellEnd"/>
       <w:r>
-        <w:t xml:space="preserve"> </w:t>
-      </w:r>
-      <w:proofErr w:type="gramStart"/>
-      <w:r>
-        <w:t>a</w:t>
-      </w:r>
-      <w:proofErr w:type="gramEnd"/>
-      <w:r>
-        <w:t xml:space="preserve"> </w:t>
+        <w:t xml:space="preserve"> a </w:t>
       </w:r>
       <w:proofErr w:type="spellStart"/>
       <w:r>
@@ -26557,7 +26855,7 @@
         <w:t>Accuracy: ~</w:t>
       </w:r>
       <w:r>
-        <w:t>49</w:t>
+        <w:t>50</w:t>
       </w:r>
       <w:r>
         <w:t>%</w:t>
@@ -26631,6 +26929,7 @@
         <w:rPr>
           <w:rFonts w:eastAsia="Times New Roman"/>
         </w:rPr>
+        <w:lastRenderedPageBreak/>
         <w:t>5.2.2 LSTM</w:t>
       </w:r>
       <w:bookmarkEnd w:id="37"/>
@@ -26841,7 +27140,7 @@
         <w:t>Accuracy: ~8</w:t>
       </w:r>
       <w:r>
-        <w:t>7</w:t>
+        <w:t>6</w:t>
       </w:r>
       <w:r>
         <w:t>%</w:t>
@@ -26911,15 +27210,7 @@
         <w:jc w:val="both"/>
       </w:pPr>
       <w:r>
-        <w:t xml:space="preserve">GRU </w:t>
-      </w:r>
-      <w:proofErr w:type="gramStart"/>
-      <w:r>
-        <w:t>a</w:t>
-      </w:r>
-      <w:proofErr w:type="gramEnd"/>
-      <w:r>
-        <w:t xml:space="preserve"> </w:t>
+        <w:t xml:space="preserve">GRU a </w:t>
       </w:r>
       <w:proofErr w:type="spellStart"/>
       <w:r>
@@ -27140,7 +27431,6 @@
         <w:rPr>
           <w:rFonts w:eastAsia="Times New Roman"/>
         </w:rPr>
-        <w:lastRenderedPageBreak/>
         <w:t>5.2.4 Bidirectional LSTM</w:t>
       </w:r>
       <w:bookmarkEnd w:id="39"/>
@@ -27158,15 +27448,7 @@
       </w:r>
       <w:proofErr w:type="spellEnd"/>
       <w:r>
-        <w:t xml:space="preserve"> Bidirectional LSTM </w:t>
-      </w:r>
-      <w:proofErr w:type="gramStart"/>
-      <w:r>
-        <w:t>a</w:t>
-      </w:r>
-      <w:proofErr w:type="gramEnd"/>
-      <w:r>
-        <w:t xml:space="preserve"> </w:t>
+        <w:t xml:space="preserve"> Bidirectional LSTM a </w:t>
       </w:r>
       <w:proofErr w:type="spellStart"/>
       <w:r>
@@ -27359,7 +27641,10 @@
         <w:t>Accuracy: ~</w:t>
       </w:r>
       <w:r>
-        <w:t>87</w:t>
+        <w:t>8</w:t>
+      </w:r>
+      <w:r>
+        <w:t>5</w:t>
       </w:r>
       <w:r>
         <w:t>%</w:t>
@@ -27426,52 +27711,42 @@
     </w:p>
     <w:p>
       <w:pPr>
-        <w:pStyle w:val="Titlu2"/>
+        <w:pStyle w:val="Titlu3"/>
         <w:rPr>
           <w:rFonts w:eastAsia="Times New Roman"/>
         </w:rPr>
       </w:pPr>
-      <w:bookmarkStart w:id="40" w:name="_Toc217307312"/>
       <w:r>
         <w:rPr>
           <w:rFonts w:eastAsia="Times New Roman"/>
         </w:rPr>
-        <w:t>5.</w:t>
+        <w:t>5.2.</w:t>
       </w:r>
       <w:r>
         <w:rPr>
           <w:rFonts w:eastAsia="Times New Roman"/>
         </w:rPr>
-        <w:t>3</w:t>
+        <w:t>5</w:t>
       </w:r>
       <w:r>
         <w:rPr>
           <w:rFonts w:eastAsia="Times New Roman"/>
         </w:rPr>
-        <w:t xml:space="preserve"> Analiza </w:t>
+        <w:t xml:space="preserve"> </w:t>
       </w:r>
       <w:proofErr w:type="spellStart"/>
       <w:r>
         <w:rPr>
           <w:rFonts w:eastAsia="Times New Roman"/>
         </w:rPr>
-        <w:t>matricei</w:t>
-      </w:r>
-      <w:proofErr w:type="spellEnd"/>
+        <w:t>LSTM</w:t>
+      </w:r>
       <w:r>
         <w:rPr>
           <w:rFonts w:eastAsia="Times New Roman"/>
         </w:rPr>
-        <w:t xml:space="preserve"> de </w:t>
-      </w:r>
-      <w:proofErr w:type="spellStart"/>
-      <w:r>
-        <w:rPr>
-          <w:rFonts w:eastAsia="Times New Roman"/>
-        </w:rPr>
-        <w:t>confuzie</w:t>
-      </w:r>
-      <w:bookmarkEnd w:id="40"/>
+        <w:t>+GloVe</w:t>
+      </w:r>
       <w:proofErr w:type="spellEnd"/>
     </w:p>
     <w:p>
@@ -27481,12 +27756,52 @@
         <w:ind w:firstLine="720"/>
         <w:jc w:val="both"/>
       </w:pPr>
-      <w:r>
-        <w:t xml:space="preserve">Analiza </w:t>
-      </w:r>
-      <w:proofErr w:type="spellStart"/>
-      <w:r>
-        <w:t>matricii</w:t>
+      <w:proofErr w:type="spellStart"/>
+      <w:r>
+        <w:t>LSTM+GloVe</w:t>
+      </w:r>
+      <w:proofErr w:type="spellEnd"/>
+      <w:r>
+        <w:t xml:space="preserve"> a </w:t>
+      </w:r>
+      <w:proofErr w:type="spellStart"/>
+      <w:r>
+        <w:t>oferit</w:t>
+      </w:r>
+      <w:proofErr w:type="spellEnd"/>
+      <w:r>
+        <w:t xml:space="preserve"> </w:t>
+      </w:r>
+      <w:proofErr w:type="spellStart"/>
+      <w:r>
+        <w:t>performanțe</w:t>
+      </w:r>
+      <w:proofErr w:type="spellEnd"/>
+      <w:r>
+        <w:t xml:space="preserve"> </w:t>
+      </w:r>
+      <w:proofErr w:type="spellStart"/>
+      <w:r>
+        <w:t>asemanatoare</w:t>
+      </w:r>
+      <w:proofErr w:type="spellEnd"/>
+      <w:r>
+        <w:t xml:space="preserve"> </w:t>
+      </w:r>
+      <w:r>
+        <w:t xml:space="preserve">cu LSTM, </w:t>
+      </w:r>
+      <w:proofErr w:type="spellStart"/>
+      <w:r>
+        <w:t>însă</w:t>
+      </w:r>
+      <w:proofErr w:type="spellEnd"/>
+      <w:r>
+        <w:t xml:space="preserve"> cu un </w:t>
+      </w:r>
+      <w:proofErr w:type="spellStart"/>
+      <w:r>
+        <w:t>timp</w:t>
       </w:r>
       <w:proofErr w:type="spellEnd"/>
       <w:r>
@@ -27494,195 +27809,235 @@
       </w:r>
       <w:proofErr w:type="spellStart"/>
       <w:r>
-        <w:t>confuzie</w:t>
-      </w:r>
-      <w:proofErr w:type="spellEnd"/>
-      <w:r>
-        <w:t xml:space="preserve"> </w:t>
-      </w:r>
-      <w:proofErr w:type="gramStart"/>
-      <w:r>
-        <w:t>a</w:t>
-      </w:r>
-      <w:proofErr w:type="gramEnd"/>
-      <w:r>
-        <w:t xml:space="preserve"> </w:t>
-      </w:r>
-      <w:proofErr w:type="spellStart"/>
-      <w:r>
-        <w:t>evidențiat</w:t>
-      </w:r>
-      <w:proofErr w:type="spellEnd"/>
-      <w:r>
-        <w:t xml:space="preserve"> </w:t>
-      </w:r>
-      <w:proofErr w:type="spellStart"/>
-      <w:r>
-        <w:t>faptul</w:t>
-      </w:r>
-      <w:proofErr w:type="spellEnd"/>
-      <w:r>
-        <w:t xml:space="preserve"> </w:t>
-      </w:r>
-      <w:proofErr w:type="spellStart"/>
-      <w:r>
-        <w:t>că</w:t>
-      </w:r>
-      <w:proofErr w:type="spellEnd"/>
-      <w:r>
-        <w:t xml:space="preserve"> </w:t>
-      </w:r>
-      <w:proofErr w:type="spellStart"/>
-      <w:r>
-        <w:t>modelele</w:t>
-      </w:r>
-      <w:proofErr w:type="spellEnd"/>
-      <w:r>
-        <w:t xml:space="preserve"> </w:t>
-      </w:r>
-      <w:proofErr w:type="spellStart"/>
-      <w:r>
-        <w:t>avansate</w:t>
-      </w:r>
-      <w:proofErr w:type="spellEnd"/>
-      <w:r>
-        <w:t xml:space="preserve"> (LSTM, GRU, </w:t>
-      </w:r>
-      <w:proofErr w:type="spellStart"/>
-      <w:r>
-        <w:t>BiLSTM</w:t>
-      </w:r>
-      <w:proofErr w:type="spellEnd"/>
-      <w:r>
-        <w:t xml:space="preserve">) </w:t>
-      </w:r>
-      <w:proofErr w:type="spellStart"/>
-      <w:r>
-        <w:t>reduc</w:t>
-      </w:r>
-      <w:proofErr w:type="spellEnd"/>
-      <w:r>
-        <w:t xml:space="preserve"> </w:t>
-      </w:r>
-      <w:proofErr w:type="spellStart"/>
-      <w:r>
-        <w:t>semnificativ</w:t>
-      </w:r>
-      <w:proofErr w:type="spellEnd"/>
-      <w:r>
-        <w:t xml:space="preserve"> </w:t>
-      </w:r>
-      <w:proofErr w:type="spellStart"/>
-      <w:r>
-        <w:t>numărul</w:t>
-      </w:r>
-      <w:proofErr w:type="spellEnd"/>
-      <w:r>
-        <w:t xml:space="preserve"> de false negative, aspect </w:t>
-      </w:r>
-      <w:proofErr w:type="spellStart"/>
-      <w:r>
-        <w:t>esențial</w:t>
-      </w:r>
-      <w:proofErr w:type="spellEnd"/>
-      <w:r>
-        <w:t xml:space="preserve"> </w:t>
-      </w:r>
-      <w:proofErr w:type="spellStart"/>
-      <w:r>
-        <w:t>pentru</w:t>
-      </w:r>
-      <w:proofErr w:type="spellEnd"/>
-      <w:r>
-        <w:t xml:space="preserve"> </w:t>
-      </w:r>
-      <w:proofErr w:type="spellStart"/>
-      <w:r>
-        <w:t>identificarea</w:t>
-      </w:r>
-      <w:proofErr w:type="spellEnd"/>
-      <w:r>
-        <w:t xml:space="preserve"> </w:t>
-      </w:r>
-      <w:proofErr w:type="spellStart"/>
-      <w:r>
-        <w:t>corectă</w:t>
-      </w:r>
-      <w:proofErr w:type="spellEnd"/>
-      <w:r>
-        <w:t xml:space="preserve"> a </w:t>
-      </w:r>
-      <w:proofErr w:type="spellStart"/>
-      <w:r>
-        <w:t>recenziilor</w:t>
-      </w:r>
-      <w:proofErr w:type="spellEnd"/>
-      <w:r>
-        <w:t xml:space="preserve"> negative. </w:t>
+        <w:t>antrenare</w:t>
+      </w:r>
+      <w:proofErr w:type="spellEnd"/>
+      <w:r>
+        <w:t xml:space="preserve"> </w:t>
+      </w:r>
+      <w:proofErr w:type="spellStart"/>
+      <w:r>
+        <w:t>mai</w:t>
+      </w:r>
+      <w:proofErr w:type="spellEnd"/>
+      <w:r>
+        <w:t xml:space="preserve"> </w:t>
+      </w:r>
+      <w:proofErr w:type="spellStart"/>
+      <w:r>
+        <w:t>redus</w:t>
+      </w:r>
+      <w:proofErr w:type="spellEnd"/>
+      <w:r>
+        <w:t xml:space="preserve">. </w:t>
+      </w:r>
+      <w:proofErr w:type="spellStart"/>
+      <w:r>
+        <w:t>Acest</w:t>
+      </w:r>
+      <w:proofErr w:type="spellEnd"/>
+      <w:r>
+        <w:t xml:space="preserve"> aspect </w:t>
+      </w:r>
+      <w:proofErr w:type="spellStart"/>
+      <w:r>
+        <w:t>îl</w:t>
+      </w:r>
+      <w:proofErr w:type="spellEnd"/>
+      <w:r>
+        <w:t xml:space="preserve"> face </w:t>
+      </w:r>
+      <w:proofErr w:type="spellStart"/>
+      <w:r>
+        <w:t>atractiv</w:t>
+      </w:r>
+      <w:proofErr w:type="spellEnd"/>
+      <w:r>
+        <w:t xml:space="preserve"> </w:t>
+      </w:r>
+      <w:proofErr w:type="spellStart"/>
+      <w:r>
+        <w:t>în</w:t>
+      </w:r>
+      <w:proofErr w:type="spellEnd"/>
+      <w:r>
+        <w:t xml:space="preserve"> </w:t>
+      </w:r>
+      <w:proofErr w:type="spellStart"/>
+      <w:r>
+        <w:t>aplicațiile</w:t>
+      </w:r>
+      <w:proofErr w:type="spellEnd"/>
+      <w:r>
+        <w:t xml:space="preserve"> practice </w:t>
+      </w:r>
+      <w:proofErr w:type="spellStart"/>
+      <w:r>
+        <w:t>unde</w:t>
+      </w:r>
+      <w:proofErr w:type="spellEnd"/>
+      <w:r>
+        <w:t xml:space="preserve"> </w:t>
+      </w:r>
+      <w:proofErr w:type="spellStart"/>
+      <w:r>
+        <w:t>resursele</w:t>
+      </w:r>
+      <w:proofErr w:type="spellEnd"/>
+      <w:r>
+        <w:t xml:space="preserve"> </w:t>
+      </w:r>
+      <w:proofErr w:type="spellStart"/>
+      <w:r>
+        <w:t>computaționale</w:t>
+      </w:r>
+      <w:proofErr w:type="spellEnd"/>
+      <w:r>
+        <w:t xml:space="preserve"> sunt </w:t>
+      </w:r>
+      <w:proofErr w:type="spellStart"/>
+      <w:r>
+        <w:t>limitate</w:t>
+      </w:r>
+      <w:proofErr w:type="spellEnd"/>
+      <w:r>
+        <w:t>.</w:t>
       </w:r>
     </w:p>
     <w:p>
       <w:pPr>
+        <w:pStyle w:val="NormalWeb"/>
+        <w:numPr>
+          <w:ilvl w:val="0"/>
+          <w:numId w:val="29"/>
+        </w:numPr>
+        <w:spacing w:line="276" w:lineRule="auto"/>
+        <w:jc w:val="both"/>
+      </w:pPr>
+      <w:r>
+        <w:t>Accuracy: ~8</w:t>
+      </w:r>
+      <w:r>
+        <w:t>6</w:t>
+      </w:r>
+      <w:r>
+        <w:t>%</w:t>
+      </w:r>
+    </w:p>
+    <w:p>
+      <w:pPr>
+        <w:pStyle w:val="NormalWeb"/>
+        <w:numPr>
+          <w:ilvl w:val="0"/>
+          <w:numId w:val="29"/>
+        </w:numPr>
+        <w:spacing w:line="276" w:lineRule="auto"/>
+        <w:jc w:val="both"/>
+      </w:pPr>
+      <w:proofErr w:type="spellStart"/>
+      <w:r>
+        <w:t>Observații</w:t>
+      </w:r>
+      <w:proofErr w:type="spellEnd"/>
+      <w:r>
+        <w:t xml:space="preserve">: </w:t>
+      </w:r>
+      <w:proofErr w:type="spellStart"/>
+      <w:r>
+        <w:t>echilibru</w:t>
+      </w:r>
+      <w:proofErr w:type="spellEnd"/>
+      <w:r>
+        <w:t xml:space="preserve"> bun </w:t>
+      </w:r>
+      <w:proofErr w:type="spellStart"/>
+      <w:r>
+        <w:t>între</w:t>
+      </w:r>
+      <w:proofErr w:type="spellEnd"/>
+      <w:r>
+        <w:t xml:space="preserve"> </w:t>
+      </w:r>
+      <w:proofErr w:type="spellStart"/>
+      <w:r>
+        <w:t>viteză</w:t>
+      </w:r>
+      <w:proofErr w:type="spellEnd"/>
+      <w:r>
+        <w:t xml:space="preserve"> </w:t>
+      </w:r>
+      <w:proofErr w:type="spellStart"/>
+      <w:r>
+        <w:t>și</w:t>
+      </w:r>
+      <w:proofErr w:type="spellEnd"/>
+      <w:r>
+        <w:t xml:space="preserve"> </w:t>
+      </w:r>
+      <w:proofErr w:type="spellStart"/>
+      <w:r>
+        <w:t>performanță</w:t>
+      </w:r>
+      <w:proofErr w:type="spellEnd"/>
+    </w:p>
+    <w:p/>
+    <w:p>
+      <w:pPr>
+        <w:pStyle w:val="NormalWeb"/>
+        <w:spacing w:line="276" w:lineRule="auto"/>
+        <w:ind w:left="720"/>
+        <w:jc w:val="both"/>
+      </w:pPr>
+    </w:p>
+    <w:p>
+      <w:pPr>
         <w:pStyle w:val="Titlu2"/>
         <w:rPr>
           <w:rFonts w:eastAsia="Times New Roman"/>
         </w:rPr>
       </w:pPr>
-      <w:bookmarkStart w:id="41" w:name="_Toc217307313"/>
+      <w:bookmarkStart w:id="40" w:name="_Toc217307312"/>
       <w:r>
         <w:rPr>
           <w:rFonts w:eastAsia="Times New Roman"/>
         </w:rPr>
+        <w:lastRenderedPageBreak/>
         <w:t>5.</w:t>
       </w:r>
       <w:r>
         <w:rPr>
           <w:rFonts w:eastAsia="Times New Roman"/>
         </w:rPr>
-        <w:t>4</w:t>
+        <w:t>3</w:t>
       </w:r>
       <w:r>
         <w:rPr>
           <w:rFonts w:eastAsia="Times New Roman"/>
         </w:rPr>
-        <w:t xml:space="preserve"> </w:t>
+        <w:t xml:space="preserve"> Analiza </w:t>
       </w:r>
       <w:proofErr w:type="spellStart"/>
       <w:r>
         <w:rPr>
           <w:rFonts w:eastAsia="Times New Roman"/>
         </w:rPr>
-        <w:t>Discuție</w:t>
+        <w:t>matricei</w:t>
       </w:r>
       <w:proofErr w:type="spellEnd"/>
       <w:r>
         <w:rPr>
           <w:rFonts w:eastAsia="Times New Roman"/>
         </w:rPr>
-        <w:t xml:space="preserve"> </w:t>
+        <w:t xml:space="preserve"> de </w:t>
       </w:r>
       <w:proofErr w:type="spellStart"/>
       <w:r>
         <w:rPr>
           <w:rFonts w:eastAsia="Times New Roman"/>
         </w:rPr>
-        <w:t>asupra</w:t>
-      </w:r>
-      <w:proofErr w:type="spellEnd"/>
-      <w:r>
-        <w:rPr>
-          <w:rFonts w:eastAsia="Times New Roman"/>
-        </w:rPr>
-        <w:t xml:space="preserve"> </w:t>
-      </w:r>
-      <w:proofErr w:type="spellStart"/>
-      <w:r>
-        <w:rPr>
-          <w:rFonts w:eastAsia="Times New Roman"/>
-        </w:rPr>
-        <w:t>rezultatelor</w:t>
-      </w:r>
-      <w:bookmarkEnd w:id="41"/>
+        <w:t>confuzie</w:t>
+      </w:r>
+      <w:bookmarkEnd w:id="40"/>
       <w:proofErr w:type="spellEnd"/>
     </w:p>
     <w:p>
@@ -27692,6 +28047,209 @@
         <w:ind w:firstLine="720"/>
         <w:jc w:val="both"/>
       </w:pPr>
+      <w:r>
+        <w:t xml:space="preserve">Analiza </w:t>
+      </w:r>
+      <w:proofErr w:type="spellStart"/>
+      <w:r>
+        <w:t>matricii</w:t>
+      </w:r>
+      <w:proofErr w:type="spellEnd"/>
+      <w:r>
+        <w:t xml:space="preserve"> de </w:t>
+      </w:r>
+      <w:proofErr w:type="spellStart"/>
+      <w:r>
+        <w:t>confuzie</w:t>
+      </w:r>
+      <w:proofErr w:type="spellEnd"/>
+      <w:r>
+        <w:t xml:space="preserve"> a </w:t>
+      </w:r>
+      <w:proofErr w:type="spellStart"/>
+      <w:r>
+        <w:t>evidențiat</w:t>
+      </w:r>
+      <w:proofErr w:type="spellEnd"/>
+      <w:r>
+        <w:t xml:space="preserve"> </w:t>
+      </w:r>
+      <w:proofErr w:type="spellStart"/>
+      <w:r>
+        <w:t>faptul</w:t>
+      </w:r>
+      <w:proofErr w:type="spellEnd"/>
+      <w:r>
+        <w:t xml:space="preserve"> </w:t>
+      </w:r>
+      <w:proofErr w:type="spellStart"/>
+      <w:r>
+        <w:t>că</w:t>
+      </w:r>
+      <w:proofErr w:type="spellEnd"/>
+      <w:r>
+        <w:t xml:space="preserve"> </w:t>
+      </w:r>
+      <w:proofErr w:type="spellStart"/>
+      <w:r>
+        <w:t>modelele</w:t>
+      </w:r>
+      <w:proofErr w:type="spellEnd"/>
+      <w:r>
+        <w:t xml:space="preserve"> </w:t>
+      </w:r>
+      <w:proofErr w:type="spellStart"/>
+      <w:r>
+        <w:t>avansate</w:t>
+      </w:r>
+      <w:proofErr w:type="spellEnd"/>
+      <w:r>
+        <w:t xml:space="preserve"> (LSTM, GRU, </w:t>
+      </w:r>
+      <w:proofErr w:type="spellStart"/>
+      <w:r>
+        <w:t>BiLSTM</w:t>
+      </w:r>
+      <w:proofErr w:type="spellEnd"/>
+      <w:r>
+        <w:t xml:space="preserve">) </w:t>
+      </w:r>
+      <w:proofErr w:type="spellStart"/>
+      <w:r>
+        <w:t>reduc</w:t>
+      </w:r>
+      <w:proofErr w:type="spellEnd"/>
+      <w:r>
+        <w:t xml:space="preserve"> </w:t>
+      </w:r>
+      <w:proofErr w:type="spellStart"/>
+      <w:r>
+        <w:t>semnificativ</w:t>
+      </w:r>
+      <w:proofErr w:type="spellEnd"/>
+      <w:r>
+        <w:t xml:space="preserve"> </w:t>
+      </w:r>
+      <w:proofErr w:type="spellStart"/>
+      <w:r>
+        <w:t>numărul</w:t>
+      </w:r>
+      <w:proofErr w:type="spellEnd"/>
+      <w:r>
+        <w:t xml:space="preserve"> de false negative, aspect </w:t>
+      </w:r>
+      <w:proofErr w:type="spellStart"/>
+      <w:r>
+        <w:t>esențial</w:t>
+      </w:r>
+      <w:proofErr w:type="spellEnd"/>
+      <w:r>
+        <w:t xml:space="preserve"> </w:t>
+      </w:r>
+      <w:proofErr w:type="spellStart"/>
+      <w:r>
+        <w:t>pentru</w:t>
+      </w:r>
+      <w:proofErr w:type="spellEnd"/>
+      <w:r>
+        <w:t xml:space="preserve"> </w:t>
+      </w:r>
+      <w:proofErr w:type="spellStart"/>
+      <w:r>
+        <w:t>identificarea</w:t>
+      </w:r>
+      <w:proofErr w:type="spellEnd"/>
+      <w:r>
+        <w:t xml:space="preserve"> </w:t>
+      </w:r>
+      <w:proofErr w:type="spellStart"/>
+      <w:r>
+        <w:t>corectă</w:t>
+      </w:r>
+      <w:proofErr w:type="spellEnd"/>
+      <w:r>
+        <w:t xml:space="preserve"> a </w:t>
+      </w:r>
+      <w:proofErr w:type="spellStart"/>
+      <w:r>
+        <w:t>recenziilor</w:t>
+      </w:r>
+      <w:proofErr w:type="spellEnd"/>
+      <w:r>
+        <w:t xml:space="preserve"> negative. </w:t>
+      </w:r>
+    </w:p>
+    <w:p>
+      <w:pPr>
+        <w:pStyle w:val="Titlu2"/>
+        <w:rPr>
+          <w:rFonts w:eastAsia="Times New Roman"/>
+        </w:rPr>
+      </w:pPr>
+      <w:bookmarkStart w:id="41" w:name="_Toc217307313"/>
+      <w:r>
+        <w:rPr>
+          <w:rFonts w:eastAsia="Times New Roman"/>
+        </w:rPr>
+        <w:t>5.</w:t>
+      </w:r>
+      <w:r>
+        <w:rPr>
+          <w:rFonts w:eastAsia="Times New Roman"/>
+        </w:rPr>
+        <w:t>4</w:t>
+      </w:r>
+      <w:r>
+        <w:rPr>
+          <w:rFonts w:eastAsia="Times New Roman"/>
+        </w:rPr>
+        <w:t xml:space="preserve"> </w:t>
+      </w:r>
+      <w:proofErr w:type="spellStart"/>
+      <w:r>
+        <w:rPr>
+          <w:rFonts w:eastAsia="Times New Roman"/>
+        </w:rPr>
+        <w:t>Discuție</w:t>
+      </w:r>
+      <w:proofErr w:type="spellEnd"/>
+      <w:r>
+        <w:rPr>
+          <w:rFonts w:eastAsia="Times New Roman"/>
+        </w:rPr>
+        <w:t xml:space="preserve"> </w:t>
+      </w:r>
+      <w:proofErr w:type="spellStart"/>
+      <w:r>
+        <w:rPr>
+          <w:rFonts w:eastAsia="Times New Roman"/>
+        </w:rPr>
+        <w:t>asupra</w:t>
+      </w:r>
+      <w:proofErr w:type="spellEnd"/>
+      <w:r>
+        <w:rPr>
+          <w:rFonts w:eastAsia="Times New Roman"/>
+        </w:rPr>
+        <w:t xml:space="preserve"> </w:t>
+      </w:r>
+      <w:proofErr w:type="spellStart"/>
+      <w:r>
+        <w:rPr>
+          <w:rFonts w:eastAsia="Times New Roman"/>
+        </w:rPr>
+        <w:t>rezultatelor</w:t>
+      </w:r>
+      <w:bookmarkEnd w:id="41"/>
+      <w:proofErr w:type="spellEnd"/>
+    </w:p>
+    <w:p>
+      <w:pPr>
+        <w:pStyle w:val="NormalWeb"/>
+        <w:spacing w:line="276" w:lineRule="auto"/>
+        <w:ind w:firstLine="720"/>
+        <w:jc w:val="both"/>
+      </w:pPr>
       <w:proofErr w:type="spellStart"/>
       <w:r>
         <w:t>Diferențele</w:t>
@@ -27842,19 +28400,14 @@
       </w:r>
       <w:proofErr w:type="spellEnd"/>
       <w:r>
-        <w:t xml:space="preserve"> LSTM </w:t>
-      </w:r>
-      <w:proofErr w:type="spellStart"/>
-      <w:r>
-        <w:t>și</w:t>
-      </w:r>
-      <w:proofErr w:type="spellEnd"/>
-      <w:r>
-        <w:t xml:space="preserve"> GRU </w:t>
-      </w:r>
-      <w:proofErr w:type="spellStart"/>
-      <w:r>
-        <w:t>reușesc</w:t>
+        <w:t xml:space="preserve">  GRU </w:t>
+      </w:r>
+      <w:proofErr w:type="spellStart"/>
+      <w:r>
+        <w:t>reușes</w:t>
+      </w:r>
+      <w:r>
+        <w:t>te</w:t>
       </w:r>
       <w:proofErr w:type="spellEnd"/>
       <w:r>
@@ -27891,70 +28444,6 @@
       <w:proofErr w:type="spellEnd"/>
       <w:r>
         <w:t xml:space="preserve">. </w:t>
-      </w:r>
-      <w:proofErr w:type="spellStart"/>
-      <w:r>
-        <w:t>Adăugarea</w:t>
-      </w:r>
-      <w:proofErr w:type="spellEnd"/>
-      <w:r>
-        <w:t xml:space="preserve"> </w:t>
-      </w:r>
-      <w:proofErr w:type="spellStart"/>
-      <w:r>
-        <w:t>bidirecționalității</w:t>
-      </w:r>
-      <w:proofErr w:type="spellEnd"/>
-      <w:r>
-        <w:t xml:space="preserve"> </w:t>
-      </w:r>
-      <w:proofErr w:type="spellStart"/>
-      <w:r>
-        <w:t>oferă</w:t>
-      </w:r>
-      <w:proofErr w:type="spellEnd"/>
-      <w:r>
-        <w:t xml:space="preserve"> un </w:t>
-      </w:r>
-      <w:proofErr w:type="spellStart"/>
-      <w:r>
-        <w:t>avantaj</w:t>
-      </w:r>
-      <w:proofErr w:type="spellEnd"/>
-      <w:r>
-        <w:t xml:space="preserve"> </w:t>
-      </w:r>
-      <w:proofErr w:type="spellStart"/>
-      <w:r>
-        <w:t>suplimentar</w:t>
-      </w:r>
-      <w:proofErr w:type="spellEnd"/>
-      <w:r>
-        <w:t xml:space="preserve">, </w:t>
-      </w:r>
-      <w:proofErr w:type="spellStart"/>
-      <w:r>
-        <w:t>justificând</w:t>
-      </w:r>
-      <w:proofErr w:type="spellEnd"/>
-      <w:r>
-        <w:t xml:space="preserve"> </w:t>
-      </w:r>
-      <w:proofErr w:type="spellStart"/>
-      <w:r>
-        <w:t>rezultatele</w:t>
-      </w:r>
-      <w:proofErr w:type="spellEnd"/>
-      <w:r>
-        <w:t xml:space="preserve"> </w:t>
-      </w:r>
-      <w:proofErr w:type="spellStart"/>
-      <w:r>
-        <w:t>obținute</w:t>
-      </w:r>
-      <w:proofErr w:type="spellEnd"/>
-      <w:r>
-        <w:t>.</w:t>
       </w:r>
     </w:p>
     <w:p>
@@ -28426,7 +28915,7 @@
     </w:p>
     <w:tbl>
       <w:tblPr>
-        <w:tblW w:w="0" w:type="auto"/>
+        <w:tblW w:w="8685" w:type="dxa"/>
         <w:jc w:val="center"/>
         <w:tblCellSpacing w:w="15" w:type="dxa"/>
         <w:tblBorders>
@@ -28446,12 +28935,13 @@
         <w:tblLook w:val="04A0" w:firstRow="1" w:lastRow="0" w:firstColumn="1" w:lastColumn="0" w:noHBand="0" w:noVBand="1"/>
       </w:tblPr>
       <w:tblGrid>
-        <w:gridCol w:w="2036"/>
-        <w:gridCol w:w="1733"/>
-        <w:gridCol w:w="4394"/>
+        <w:gridCol w:w="2260"/>
+        <w:gridCol w:w="1756"/>
+        <w:gridCol w:w="4669"/>
       </w:tblGrid>
       <w:tr>
         <w:trPr>
+          <w:trHeight w:val="396"/>
           <w:tblCellSpacing w:w="15" w:type="dxa"/>
           <w:jc w:val="center"/>
         </w:trPr>
@@ -28516,6 +29006,7 @@
       </w:tr>
       <w:tr>
         <w:trPr>
+          <w:trHeight w:val="396"/>
           <w:tblCellSpacing w:w="15" w:type="dxa"/>
           <w:jc w:val="center"/>
         </w:trPr>
@@ -28559,7 +29050,7 @@
               <w:t>~</w:t>
             </w:r>
             <w:r>
-              <w:t>49</w:t>
+              <w:t>50</w:t>
             </w:r>
             <w:r>
               <w:t>%</w:t>
@@ -28600,6 +29091,7 @@
       </w:tr>
       <w:tr>
         <w:trPr>
+          <w:trHeight w:val="377"/>
           <w:tblCellSpacing w:w="15" w:type="dxa"/>
           <w:jc w:val="center"/>
         </w:trPr>
@@ -28617,7 +29109,6 @@
               <w:jc w:val="both"/>
             </w:pPr>
             <w:r>
-              <w:lastRenderedPageBreak/>
               <w:t>LSTM</w:t>
             </w:r>
           </w:p>
@@ -28639,7 +29130,7 @@
               <w:t>~8</w:t>
             </w:r>
             <w:r>
-              <w:t>7</w:t>
+              <w:t>6</w:t>
             </w:r>
             <w:r>
               <w:t>%</w:t>
@@ -28680,6 +29171,7 @@
       </w:tr>
       <w:tr>
         <w:trPr>
+          <w:trHeight w:val="396"/>
           <w:tblCellSpacing w:w="15" w:type="dxa"/>
           <w:jc w:val="center"/>
         </w:trPr>
@@ -28715,7 +29207,13 @@
               <w:jc w:val="both"/>
             </w:pPr>
             <w:r>
-              <w:t>~87%</w:t>
+              <w:t>~8</w:t>
+            </w:r>
+            <w:r>
+              <w:t>8</w:t>
+            </w:r>
+            <w:r>
+              <w:t>%</w:t>
             </w:r>
           </w:p>
         </w:tc>
@@ -28753,6 +29251,7 @@
       </w:tr>
       <w:tr>
         <w:trPr>
+          <w:trHeight w:val="396"/>
           <w:tblCellSpacing w:w="15" w:type="dxa"/>
           <w:jc w:val="center"/>
         </w:trPr>
@@ -28793,7 +29292,10 @@
               <w:t>~</w:t>
             </w:r>
             <w:r>
-              <w:t>87</w:t>
+              <w:t>8</w:t>
+            </w:r>
+            <w:r>
+              <w:t>5</w:t>
             </w:r>
             <w:r>
               <w:t>%</w:t>
@@ -28814,15 +29316,89 @@
               <w:jc w:val="both"/>
             </w:pPr>
             <w:r>
-              <w:t xml:space="preserve">cel </w:t>
-            </w:r>
+              <w:t>performant</w:t>
+            </w:r>
+          </w:p>
+        </w:tc>
+      </w:tr>
+      <w:tr>
+        <w:trPr>
+          <w:trHeight w:val="396"/>
+          <w:tblCellSpacing w:w="15" w:type="dxa"/>
+          <w:jc w:val="center"/>
+        </w:trPr>
+        <w:tc>
+          <w:tcPr>
+            <w:tcW w:w="0" w:type="auto"/>
+            <w:vAlign w:val="center"/>
+          </w:tcPr>
+          <w:p>
+            <w:pPr>
+              <w:pStyle w:val="NormalWeb"/>
+              <w:spacing w:line="276" w:lineRule="auto"/>
+              <w:ind w:firstLine="720"/>
+              <w:jc w:val="both"/>
+            </w:pPr>
             <w:proofErr w:type="spellStart"/>
             <w:r>
-              <w:t>mai</w:t>
+              <w:t>LSTM+GloVe</w:t>
             </w:r>
             <w:proofErr w:type="spellEnd"/>
-            <w:r>
-              <w:t xml:space="preserve"> performant</w:t>
+          </w:p>
+        </w:tc>
+        <w:tc>
+          <w:tcPr>
+            <w:tcW w:w="0" w:type="auto"/>
+            <w:vAlign w:val="center"/>
+          </w:tcPr>
+          <w:p>
+            <w:pPr>
+              <w:pStyle w:val="NormalWeb"/>
+              <w:spacing w:line="276" w:lineRule="auto"/>
+              <w:ind w:firstLine="720"/>
+              <w:jc w:val="both"/>
+            </w:pPr>
+            <w:r>
+              <w:t>~8</w:t>
+            </w:r>
+            <w:r>
+              <w:t>6</w:t>
+            </w:r>
+            <w:r>
+              <w:t>%</w:t>
+            </w:r>
+          </w:p>
+        </w:tc>
+        <w:tc>
+          <w:tcPr>
+            <w:tcW w:w="0" w:type="auto"/>
+            <w:vAlign w:val="center"/>
+          </w:tcPr>
+          <w:p>
+            <w:pPr>
+              <w:pStyle w:val="NormalWeb"/>
+              <w:spacing w:line="276" w:lineRule="auto"/>
+              <w:ind w:firstLine="720"/>
+              <w:jc w:val="both"/>
+            </w:pPr>
+            <w:r>
+              <w:t xml:space="preserve">Aceleasi </w:t>
+            </w:r>
+            <w:proofErr w:type="spellStart"/>
+            <w:r>
+              <w:t>valori</w:t>
+            </w:r>
+            <w:proofErr w:type="spellEnd"/>
+            <w:r>
+              <w:t xml:space="preserve"> ca ale </w:t>
+            </w:r>
+            <w:proofErr w:type="spellStart"/>
+            <w:r>
+              <w:t>modelului</w:t>
+            </w:r>
+            <w:proofErr w:type="spellEnd"/>
+            <w:r>
+              <w:t xml:space="preserve"> LSTM</w:t>
             </w:r>
           </w:p>
         </w:tc>
@@ -28846,6 +29422,7 @@
         <w:rPr>
           <w:rFonts w:eastAsia="Times New Roman"/>
         </w:rPr>
+        <w:lastRenderedPageBreak/>
         <w:t>6. PROBLEME ÎNTÂMPINATE</w:t>
       </w:r>
       <w:bookmarkEnd w:id="42"/>
@@ -29147,6 +29724,14 @@
       </w:r>
       <w:proofErr w:type="spellEnd"/>
       <w:r>
+        <w:t xml:space="preserve">, </w:t>
+      </w:r>
+      <w:proofErr w:type="spellStart"/>
+      <w:r>
+        <w:t>LSTM+GloVe</w:t>
+      </w:r>
+      <w:proofErr w:type="spellEnd"/>
+      <w:r>
         <w:t>.</w:t>
       </w:r>
     </w:p>
@@ -29556,7 +30141,6 @@
         <w:rPr>
           <w:rFonts w:eastAsia="Times New Roman"/>
         </w:rPr>
-        <w:lastRenderedPageBreak/>
         <w:t>8. CONCLUZII</w:t>
       </w:r>
       <w:bookmarkEnd w:id="47"/>
@@ -29702,7 +30286,13 @@
       </w:r>
       <w:proofErr w:type="spellEnd"/>
       <w:r>
-        <w:t xml:space="preserve"> Bidirectional LSTM a </w:t>
+        <w:t xml:space="preserve"> </w:t>
+      </w:r>
+      <w:r>
+        <w:t>GRU</w:t>
+      </w:r>
+      <w:r>
+        <w:t xml:space="preserve"> a </w:t>
       </w:r>
       <w:proofErr w:type="spellStart"/>
       <w:r>
@@ -29877,6 +30467,7 @@
         <w:rPr>
           <w:rFonts w:eastAsia="Times New Roman"/>
         </w:rPr>
+        <w:lastRenderedPageBreak/>
         <w:t>9. BIBLIOGRAFIE</w:t>
       </w:r>
       <w:bookmarkEnd w:id="48"/>
@@ -36258,7 +36849,6 @@
   <w:style w:type="character" w:default="1" w:styleId="Fontdeparagrafimplicit">
     <w:name w:val="Default Paragraph Font"/>
     <w:uiPriority w:val="1"/>
-    <w:semiHidden/>
     <w:unhideWhenUsed/>
   </w:style>
   <w:style w:type="table" w:default="1" w:styleId="TabelNormal">
@@ -36865,11 +37455,15 @@
   <w:rsids>
     <w:rsidRoot w:val="009D0F50"/>
     <w:rsid w:val="002259EC"/>
+    <w:rsid w:val="0026746B"/>
     <w:rsid w:val="00516458"/>
+    <w:rsid w:val="005B20C7"/>
     <w:rsid w:val="005E7B7F"/>
     <w:rsid w:val="006E7976"/>
     <w:rsid w:val="00703C22"/>
+    <w:rsid w:val="00836EDB"/>
     <w:rsid w:val="008D1934"/>
+    <w:rsid w:val="009A58AA"/>
     <w:rsid w:val="009D0F50"/>
     <w:rsid w:val="00CE596D"/>
     <w:rsid w:val="00F612C1"/>
